--- a/assets/routes/route-mindervalide-woensdag.docx
+++ b/assets/routes/route-mindervalide-woensdag.docx
@@ -119,29 +119,7 @@
           <w:szCs w:val="24"/>
           <w:lang w:val="nl-NL"/>
         </w:rPr>
-        <w:t>11</w:t>
-      </w:r>
-      <w:r>
-        <w:rPr>
-          <w:rFonts w:ascii="Calibri" w:eastAsia="Calibri" w:hAnsi="Calibri" w:cs="Calibri"/>
-          <w:b/>
-          <w:color w:val="000000"/>
-          <w:sz w:val="26"/>
-          <w:szCs w:val="24"/>
-          <w:lang w:val="nl-NL"/>
-        </w:rPr>
-        <w:t xml:space="preserve"> </w:t>
-      </w:r>
-      <w:r>
-        <w:rPr>
-          <w:rFonts w:ascii="Calibri" w:eastAsia="Calibri" w:hAnsi="Calibri" w:cs="Calibri"/>
-          <w:b/>
-          <w:color w:val="000000"/>
-          <w:sz w:val="26"/>
-          <w:szCs w:val="24"/>
-          <w:lang w:val="nl-NL"/>
-        </w:rPr>
-        <w:t>juni</w:t>
+        <w:t>27 mei 2026</w:t>
       </w:r>
       <w:r>
         <w:rPr>
@@ -246,8 +224,41 @@
           <w:rFonts w:ascii="Calibri" w:eastAsia="Calibri" w:hAnsi="Calibri" w:cs="Calibri"/>
           <w:color w:val="000000"/>
         </w:rPr>
-        <w:t>ertrekpunt de hoofdingang Mariahof, lopen naar de hoofdingang Scholtenhof</w:t>
-      </w:r>
+        <w:t>ertrekpunt de hoofdingang</w:t>
+      </w:r>
+      <w:r>
+        <w:rPr>
+          <w:rFonts w:ascii="Calibri" w:eastAsia="Calibri" w:hAnsi="Calibri" w:cs="Calibri"/>
+          <w:color w:val="000000"/>
+          <w:lang w:val="en-GB"/>
+        </w:rPr>
+        <w:t xml:space="preserve"> van de</w:t>
+      </w:r>
+      <w:r>
+        <w:rPr>
+          <w:rFonts w:ascii="Calibri" w:eastAsia="Calibri" w:hAnsi="Calibri" w:cs="Calibri"/>
+          <w:color w:val="000000"/>
+        </w:rPr>
+        <w:t xml:space="preserve"> Scholtenhof</w:t>
+      </w:r>
+      <w:r>
+        <w:rPr>
+          <w:rFonts w:ascii="Calibri" w:eastAsia="Calibri" w:hAnsi="Calibri" w:cs="Calibri"/>
+          <w:color w:val="000000"/>
+          <w:lang w:val="en-GB"/>
+        </w:rPr>
+        <w:t>/</w:t>
+      </w:r>
+      <w:proofErr w:type="spellStart"/>
+      <w:r>
+        <w:rPr>
+          <w:rFonts w:ascii="Calibri" w:eastAsia="Calibri" w:hAnsi="Calibri" w:cs="Calibri"/>
+          <w:color w:val="000000"/>
+          <w:lang w:val="en-GB"/>
+        </w:rPr>
+        <w:t>Mariahof</w:t>
+      </w:r>
+      <w:proofErr w:type="spellEnd"/>
       <w:r>
         <w:rPr>
           <w:rFonts w:ascii="Calibri" w:eastAsia="Calibri" w:hAnsi="Calibri" w:cs="Calibri"/>
@@ -273,7 +284,7 @@
         <w:rPr>
           <w:rFonts w:ascii="Calibri" w:eastAsia="Calibri" w:hAnsi="Calibri" w:cs="Calibri"/>
           <w:color w:val="000000"/>
-          <w:lang w:val="nl-NL"/>
+          <w:lang w:val="en-GB"/>
         </w:rPr>
       </w:pPr>
       <w:r>
@@ -281,16 +292,18 @@
           <w:rFonts w:ascii="Calibri" w:eastAsia="Calibri" w:hAnsi="Calibri" w:cs="Calibri"/>
           <w:color w:val="000000"/>
         </w:rPr>
-        <w:t>Vertrek van af de Scholtenho</w:t>
-      </w:r>
+        <w:t xml:space="preserve">Vertrek vanaf de </w:t>
+      </w:r>
+      <w:proofErr w:type="spellStart"/>
       <w:r>
         <w:rPr>
           <w:rFonts w:ascii="Calibri" w:eastAsia="Calibri" w:hAnsi="Calibri" w:cs="Calibri"/>
           <w:color w:val="000000"/>
-          <w:lang w:val="nl-NL"/>
-        </w:rPr>
-        <w:t>f</w:t>
-      </w:r>
+          <w:lang w:val="en-GB"/>
+        </w:rPr>
+        <w:t>Wilhelminastraat</w:t>
+      </w:r>
+      <w:proofErr w:type="spellEnd"/>
     </w:p>
     <w:p>
       <w:pPr>
@@ -311,7 +324,7 @@
           <w:rFonts w:ascii="Calibri" w:eastAsia="Calibri" w:hAnsi="Calibri" w:cs="Calibri"/>
           <w:color w:val="000000"/>
           <w:u w:val="single"/>
-          <w:lang w:val="nl-NL"/>
+          <w:lang w:val="en-GB"/>
         </w:rPr>
       </w:pPr>
       <w:r>
@@ -320,7 +333,33 @@
           <w:color w:val="000000"/>
           <w:u w:val="single"/>
         </w:rPr>
-        <w:t>Lengte: 2,8 km vanaf de Scholtenhof</w:t>
+        <w:t>Lengte: 2,</w:t>
+      </w:r>
+      <w:r>
+        <w:rPr>
+          <w:rFonts w:ascii="Calibri" w:eastAsia="Calibri" w:hAnsi="Calibri" w:cs="Calibri"/>
+          <w:color w:val="000000"/>
+          <w:u w:val="single"/>
+          <w:lang w:val="en-GB"/>
+        </w:rPr>
+        <w:t>5</w:t>
+      </w:r>
+      <w:r>
+        <w:rPr>
+          <w:rFonts w:ascii="Calibri" w:eastAsia="Calibri" w:hAnsi="Calibri" w:cs="Calibri"/>
+          <w:color w:val="000000"/>
+          <w:u w:val="single"/>
+        </w:rPr>
+        <w:t xml:space="preserve"> km vanaf </w:t>
+      </w:r>
+      <w:r>
+        <w:rPr>
+          <w:rFonts w:ascii="Calibri" w:eastAsia="Calibri" w:hAnsi="Calibri" w:cs="Calibri"/>
+          <w:color w:val="000000"/>
+          <w:u w:val="single"/>
+          <w:lang w:val="en-GB"/>
+        </w:rPr>
+        <w:t>Gereia</w:t>
       </w:r>
     </w:p>
     <w:p>
@@ -342,20 +381,25 @@
           <w:ilvl w:val="0"/>
           <w:numId w:val="5"/>
         </w:numPr>
-        <w:spacing w:after="0"/>
+        <w:rPr>
+          <w:lang w:val="nl-NL"/>
+        </w:rPr>
+      </w:pPr>
+      <w:r>
         <w:rPr>
           <w:rFonts w:ascii="Calibri" w:eastAsia="Calibri" w:hAnsi="Calibri" w:cs="Calibri"/>
           <w:color w:val="000000"/>
           <w:lang w:val="nl-NL"/>
         </w:rPr>
-      </w:pPr>
+        <w:t xml:space="preserve">Vertrek vanaf </w:t>
+      </w:r>
       <w:r>
         <w:rPr>
           <w:rFonts w:ascii="Calibri" w:eastAsia="Calibri" w:hAnsi="Calibri" w:cs="Calibri"/>
           <w:color w:val="000000"/>
           <w:lang w:val="nl-NL"/>
         </w:rPr>
-        <w:t xml:space="preserve">Vertrek vanaf locatie de </w:t>
+        <w:t xml:space="preserve">de </w:t>
       </w:r>
       <w:proofErr w:type="spellStart"/>
       <w:r>
@@ -373,7 +417,14 @@
           <w:color w:val="000000"/>
           <w:lang w:val="nl-NL"/>
         </w:rPr>
-        <w:t xml:space="preserve"> rechtsaf de Fonteinstraat inlopen. Rechtsaf de</w:t>
+        <w:t xml:space="preserve"> </w:t>
+      </w:r>
+      <w:r>
+        <w:rPr>
+          <w:color w:val="000000"/>
+          <w:lang w:val="nl-NL"/>
+        </w:rPr>
+        <w:t>linksaf</w:t>
       </w:r>
       <w:r>
         <w:rPr>
@@ -381,33 +432,37 @@
           <w:color w:val="000000"/>
           <w:lang w:val="nl-NL"/>
         </w:rPr>
+        <w:t xml:space="preserve"> de Fonteinstraat </w:t>
+      </w:r>
+      <w:r>
+        <w:rPr>
+          <w:color w:val="000000"/>
+          <w:lang w:val="nl-NL"/>
+        </w:rPr>
+        <w:t>in lopen.</w:t>
+      </w:r>
+      <w:r>
+        <w:rPr>
+          <w:rFonts w:ascii="Calibri" w:eastAsia="Calibri" w:hAnsi="Calibri" w:cs="Calibri"/>
+          <w:color w:val="000000"/>
+          <w:lang w:val="nl-NL"/>
+        </w:rPr>
+        <w:t xml:space="preserve"> Rechtsaf de</w:t>
+      </w:r>
+      <w:r>
+        <w:rPr>
+          <w:rFonts w:ascii="Calibri" w:eastAsia="Calibri" w:hAnsi="Calibri" w:cs="Calibri"/>
+          <w:color w:val="000000"/>
+          <w:lang w:val="nl-NL"/>
+        </w:rPr>
         <w:t xml:space="preserve"> </w:t>
       </w:r>
-      <w:proofErr w:type="spellStart"/>
-      <w:r>
-        <w:rPr>
-          <w:rFonts w:ascii="Calibri" w:eastAsia="Calibri" w:hAnsi="Calibri" w:cs="Calibri"/>
-          <w:color w:val="000000"/>
-          <w:lang w:val="nl-NL"/>
-        </w:rPr>
-        <w:t>Potskampstraat</w:t>
-      </w:r>
-      <w:proofErr w:type="spellEnd"/>
-      <w:r>
-        <w:rPr>
-          <w:rFonts w:ascii="Calibri" w:eastAsia="Calibri" w:hAnsi="Calibri" w:cs="Calibri"/>
-          <w:color w:val="000000"/>
-          <w:lang w:val="nl-NL"/>
-        </w:rPr>
-        <w:t xml:space="preserve"> in</w:t>
-      </w:r>
-      <w:r>
-        <w:rPr>
-          <w:rFonts w:ascii="Calibri" w:eastAsia="Calibri" w:hAnsi="Calibri" w:cs="Calibri"/>
-          <w:color w:val="000000"/>
-          <w:lang w:val="nl-NL"/>
-        </w:rPr>
-        <w:t>.</w:t>
+      <w:r>
+        <w:rPr>
+          <w:color w:val="000000"/>
+          <w:lang w:val="nl-NL"/>
+        </w:rPr>
+        <w:t>Scholtendijk in.</w:t>
       </w:r>
     </w:p>
     <w:p>
@@ -417,29 +472,25 @@
           <w:ilvl w:val="0"/>
           <w:numId w:val="5"/>
         </w:numPr>
-        <w:spacing w:after="0"/>
+        <w:rPr>
+          <w:lang w:val="nl-NL"/>
+        </w:rPr>
+      </w:pPr>
+      <w:r>
         <w:rPr>
           <w:rFonts w:ascii="Calibri" w:eastAsia="Calibri" w:hAnsi="Calibri" w:cs="Calibri"/>
           <w:color w:val="000000"/>
           <w:lang w:val="nl-NL"/>
         </w:rPr>
-      </w:pPr>
-      <w:r>
-        <w:rPr>
-          <w:rFonts w:ascii="Calibri" w:eastAsia="Calibri" w:hAnsi="Calibri" w:cs="Calibri"/>
-          <w:color w:val="000000"/>
-          <w:lang w:val="nl-NL"/>
-        </w:rPr>
-        <w:t xml:space="preserve">Linksaf de </w:t>
+        <w:t xml:space="preserve">Linksaf </w:t>
       </w:r>
       <w:proofErr w:type="spellStart"/>
       <w:r>
         <w:rPr>
-          <w:rFonts w:ascii="Calibri" w:eastAsia="Calibri" w:hAnsi="Calibri" w:cs="Calibri"/>
-          <w:color w:val="000000"/>
-          <w:lang w:val="nl-NL"/>
-        </w:rPr>
-        <w:t>Kalheupinklaan</w:t>
+          <w:color w:val="000000"/>
+          <w:lang w:val="nl-NL"/>
+        </w:rPr>
+        <w:t>Prossinkhof</w:t>
       </w:r>
       <w:proofErr w:type="spellEnd"/>
       <w:r>
@@ -466,38 +517,16 @@
           <w:ilvl w:val="0"/>
           <w:numId w:val="5"/>
         </w:numPr>
-        <w:spacing w:after="0"/>
-        <w:rPr>
-          <w:rFonts w:ascii="Calibri" w:eastAsia="Calibri" w:hAnsi="Calibri" w:cs="Calibri"/>
-          <w:color w:val="000000"/>
-          <w:lang w:val="nl-NL"/>
-        </w:rPr>
-      </w:pPr>
-      <w:r>
-        <w:rPr>
-          <w:rFonts w:ascii="Calibri" w:eastAsia="Calibri" w:hAnsi="Calibri" w:cs="Calibri"/>
-          <w:color w:val="000000"/>
-          <w:lang w:val="nl-NL"/>
-        </w:rPr>
-        <w:t xml:space="preserve">Rechtsaf de </w:t>
-      </w:r>
-      <w:proofErr w:type="spellStart"/>
-      <w:r>
-        <w:rPr>
-          <w:rFonts w:ascii="Calibri" w:eastAsia="Calibri" w:hAnsi="Calibri" w:cs="Calibri"/>
-          <w:color w:val="000000"/>
-          <w:lang w:val="nl-NL"/>
-        </w:rPr>
-        <w:t>Klieveriklaan</w:t>
-      </w:r>
-      <w:proofErr w:type="spellEnd"/>
-      <w:r>
-        <w:rPr>
-          <w:rFonts w:ascii="Calibri" w:eastAsia="Calibri" w:hAnsi="Calibri" w:cs="Calibri"/>
-          <w:color w:val="000000"/>
-          <w:lang w:val="nl-NL"/>
-        </w:rPr>
-        <w:t>.</w:t>
+        <w:rPr>
+          <w:lang w:val="nl-NL"/>
+        </w:rPr>
+      </w:pPr>
+      <w:r>
+        <w:rPr>
+          <w:color w:val="000000"/>
+          <w:lang w:val="nl-NL"/>
+        </w:rPr>
+        <w:t>Linksaf Julianastraat in.</w:t>
       </w:r>
     </w:p>
     <w:p>
@@ -507,46 +536,54 @@
           <w:ilvl w:val="0"/>
           <w:numId w:val="5"/>
         </w:numPr>
-        <w:spacing w:after="0"/>
+        <w:rPr>
+          <w:lang w:val="nl-NL"/>
+        </w:rPr>
+      </w:pPr>
+      <w:r>
         <w:rPr>
           <w:rFonts w:ascii="Calibri" w:eastAsia="Calibri" w:hAnsi="Calibri" w:cs="Calibri"/>
           <w:color w:val="000000"/>
           <w:lang w:val="nl-NL"/>
         </w:rPr>
-      </w:pPr>
+        <w:t xml:space="preserve">Linksaf </w:t>
+      </w:r>
+      <w:r>
+        <w:rPr>
+          <w:color w:val="000000"/>
+          <w:lang w:val="nl-NL"/>
+        </w:rPr>
+        <w:t>Wilhelminastraat</w:t>
+      </w:r>
       <w:r>
         <w:rPr>
           <w:rFonts w:ascii="Calibri" w:eastAsia="Calibri" w:hAnsi="Calibri" w:cs="Calibri"/>
           <w:color w:val="000000"/>
           <w:lang w:val="nl-NL"/>
         </w:rPr>
-        <w:t xml:space="preserve">Linksaf de </w:t>
-      </w:r>
-      <w:proofErr w:type="spellStart"/>
+        <w:t xml:space="preserve"> in</w:t>
+      </w:r>
       <w:r>
         <w:rPr>
           <w:rFonts w:ascii="Calibri" w:eastAsia="Calibri" w:hAnsi="Calibri" w:cs="Calibri"/>
           <w:color w:val="000000"/>
           <w:lang w:val="nl-NL"/>
         </w:rPr>
-        <w:t>Perrevoortlaan</w:t>
-      </w:r>
-      <w:proofErr w:type="spellEnd"/>
-      <w:r>
-        <w:rPr>
-          <w:rFonts w:ascii="Calibri" w:eastAsia="Calibri" w:hAnsi="Calibri" w:cs="Calibri"/>
-          <w:color w:val="000000"/>
-          <w:lang w:val="nl-NL"/>
-        </w:rPr>
-        <w:t xml:space="preserve"> in</w:t>
-      </w:r>
-      <w:r>
-        <w:rPr>
-          <w:rFonts w:ascii="Calibri" w:eastAsia="Calibri" w:hAnsi="Calibri" w:cs="Calibri"/>
-          <w:color w:val="000000"/>
-          <w:lang w:val="nl-NL"/>
-        </w:rPr>
         <w:t>.</w:t>
+      </w:r>
+    </w:p>
+    <w:p>
+      <w:pPr>
+        <w:ind w:left="360"/>
+        <w:rPr>
+          <w:lang w:val="nl-NL"/>
+        </w:rPr>
+      </w:pPr>
+      <w:r>
+        <w:rPr>
+          <w:lang w:val="nl-NL"/>
+        </w:rPr>
+        <w:t>Vanaf hier samen verder:</w:t>
       </w:r>
     </w:p>
     <w:p>
@@ -554,40 +591,18 @@
         <w:pStyle w:val="ListParagraph"/>
         <w:numPr>
           <w:ilvl w:val="0"/>
-          <w:numId w:val="5"/>
+          <w:numId w:val="24"/>
         </w:numPr>
-        <w:spacing w:after="0"/>
-        <w:rPr>
-          <w:rFonts w:ascii="Calibri" w:eastAsia="Calibri" w:hAnsi="Calibri" w:cs="Calibri"/>
-          <w:color w:val="000000"/>
-          <w:lang w:val="nl-NL"/>
-        </w:rPr>
-      </w:pPr>
-      <w:r>
-        <w:rPr>
-          <w:rFonts w:ascii="Calibri" w:eastAsia="Calibri" w:hAnsi="Calibri" w:cs="Calibri"/>
-          <w:color w:val="000000"/>
-          <w:lang w:val="nl-NL"/>
-        </w:rPr>
-        <w:t xml:space="preserve">Aan het eind rechtsaf de </w:t>
-      </w:r>
-      <w:proofErr w:type="spellStart"/>
-      <w:r>
-        <w:rPr>
-          <w:rFonts w:ascii="Calibri" w:eastAsia="Calibri" w:hAnsi="Calibri" w:cs="Calibri"/>
-          <w:color w:val="000000"/>
-          <w:lang w:val="nl-NL"/>
-        </w:rPr>
-        <w:t>Bentheimerstraat</w:t>
-      </w:r>
-      <w:proofErr w:type="spellEnd"/>
-      <w:r>
-        <w:rPr>
-          <w:rFonts w:ascii="Calibri" w:eastAsia="Calibri" w:hAnsi="Calibri" w:cs="Calibri"/>
-          <w:color w:val="000000"/>
-          <w:lang w:val="nl-NL"/>
-        </w:rPr>
-        <w:t>.</w:t>
+        <w:rPr>
+          <w:lang w:val="nl-NL"/>
+        </w:rPr>
+      </w:pPr>
+      <w:r>
+        <w:rPr>
+          <w:color w:val="000000"/>
+          <w:lang w:val="nl-NL"/>
+        </w:rPr>
+        <w:t>Rechtsaf de Wilhelminastraat in.</w:t>
       </w:r>
     </w:p>
     <w:p>
@@ -595,22 +610,33 @@
         <w:pStyle w:val="ListParagraph"/>
         <w:numPr>
           <w:ilvl w:val="0"/>
-          <w:numId w:val="5"/>
+          <w:numId w:val="24"/>
         </w:numPr>
-        <w:spacing w:after="0"/>
+        <w:rPr>
+          <w:lang w:val="nl-NL"/>
+        </w:rPr>
+      </w:pPr>
+      <w:r>
+        <w:rPr>
+          <w:color w:val="000000"/>
+          <w:lang w:val="nl-NL"/>
+        </w:rPr>
+        <w:t>Linksaf</w:t>
+      </w:r>
+      <w:r>
         <w:rPr>
           <w:rFonts w:ascii="Calibri" w:eastAsia="Calibri" w:hAnsi="Calibri" w:cs="Calibri"/>
           <w:color w:val="000000"/>
           <w:lang w:val="nl-NL"/>
         </w:rPr>
-      </w:pPr>
-      <w:r>
-        <w:rPr>
-          <w:rFonts w:ascii="Calibri" w:eastAsia="Calibri" w:hAnsi="Calibri" w:cs="Calibri"/>
-          <w:color w:val="000000"/>
-          <w:lang w:val="nl-NL"/>
-        </w:rPr>
-        <w:t>Met de bocht mee rechtsaf de Haerstraat op</w:t>
+        <w:t xml:space="preserve"> de Haerstraat op</w:t>
+      </w:r>
+      <w:r>
+        <w:rPr>
+          <w:color w:val="000000"/>
+          <w:lang w:val="nl-NL"/>
+        </w:rPr>
+        <w:t xml:space="preserve"> lopen</w:t>
       </w:r>
       <w:r>
         <w:rPr>
@@ -626,30 +652,34 @@
         <w:pStyle w:val="ListParagraph"/>
         <w:numPr>
           <w:ilvl w:val="0"/>
-          <w:numId w:val="5"/>
+          <w:numId w:val="24"/>
         </w:numPr>
-        <w:spacing w:after="0"/>
-        <w:rPr>
-          <w:rFonts w:ascii="Calibri" w:eastAsia="Calibri" w:hAnsi="Calibri" w:cs="Calibri"/>
-          <w:color w:val="000000"/>
-          <w:lang w:val="nl-NL"/>
-        </w:rPr>
-      </w:pPr>
-      <w:r>
-        <w:rPr>
-          <w:rFonts w:ascii="Calibri" w:eastAsia="Calibri" w:hAnsi="Calibri" w:cs="Calibri"/>
-          <w:color w:val="000000"/>
-          <w:lang w:val="nl-NL"/>
-        </w:rPr>
-        <w:t>Bij het vakwerkhuis de Engelse tuin in</w:t>
-      </w:r>
-      <w:r>
-        <w:rPr>
-          <w:rFonts w:ascii="Calibri" w:eastAsia="Calibri" w:hAnsi="Calibri" w:cs="Calibri"/>
-          <w:color w:val="000000"/>
-          <w:lang w:val="nl-NL"/>
-        </w:rPr>
-        <w:t>.</w:t>
+        <w:rPr>
+          <w:lang w:val="nl-NL"/>
+        </w:rPr>
+      </w:pPr>
+      <w:r>
+        <w:rPr>
+          <w:color w:val="000000"/>
+          <w:lang w:val="nl-NL"/>
+        </w:rPr>
+        <w:t xml:space="preserve">Rechtsaf de </w:t>
+      </w:r>
+      <w:proofErr w:type="spellStart"/>
+      <w:r>
+        <w:rPr>
+          <w:color w:val="000000"/>
+          <w:lang w:val="nl-NL"/>
+        </w:rPr>
+        <w:t>Bijvanckstraat</w:t>
+      </w:r>
+      <w:proofErr w:type="spellEnd"/>
+      <w:r>
+        <w:rPr>
+          <w:color w:val="000000"/>
+          <w:lang w:val="nl-NL"/>
+        </w:rPr>
+        <w:t xml:space="preserve"> in.</w:t>
       </w:r>
     </w:p>
     <w:p>
@@ -657,26 +687,34 @@
         <w:pStyle w:val="ListParagraph"/>
         <w:numPr>
           <w:ilvl w:val="0"/>
-          <w:numId w:val="5"/>
+          <w:numId w:val="24"/>
         </w:numPr>
-        <w:spacing w:after="0"/>
-        <w:rPr>
-          <w:rFonts w:ascii="Calibri" w:eastAsia="Calibri" w:hAnsi="Calibri" w:cs="Calibri"/>
-          <w:b/>
-          <w:bCs/>
-          <w:color w:val="000000"/>
-          <w:lang w:val="nl-NL"/>
-        </w:rPr>
-      </w:pPr>
-      <w:r>
-        <w:rPr>
-          <w:rFonts w:ascii="Calibri" w:eastAsia="Calibri" w:hAnsi="Calibri" w:cs="Calibri"/>
-          <w:b/>
-          <w:bCs/>
-          <w:color w:val="000000"/>
-          <w:lang w:val="nl-NL"/>
-        </w:rPr>
-        <w:t>Pauzeplek</w:t>
+        <w:rPr>
+          <w:lang w:val="nl-NL"/>
+        </w:rPr>
+      </w:pPr>
+      <w:r>
+        <w:rPr>
+          <w:color w:val="000000"/>
+          <w:lang w:val="nl-NL"/>
+        </w:rPr>
+        <w:t xml:space="preserve">Rechtsaf </w:t>
+      </w:r>
+      <w:proofErr w:type="spellStart"/>
+      <w:r>
+        <w:rPr>
+          <w:color w:val="000000"/>
+          <w:lang w:val="nl-NL"/>
+        </w:rPr>
+        <w:t>Landrebenlaan</w:t>
+      </w:r>
+      <w:proofErr w:type="spellEnd"/>
+      <w:r>
+        <w:rPr>
+          <w:color w:val="000000"/>
+          <w:lang w:val="nl-NL"/>
+        </w:rPr>
+        <w:t>, na een klein stukje tussen 2 paaltjes door.</w:t>
       </w:r>
     </w:p>
     <w:p>
@@ -684,46 +722,18 @@
         <w:pStyle w:val="ListParagraph"/>
         <w:numPr>
           <w:ilvl w:val="0"/>
-          <w:numId w:val="5"/>
+          <w:numId w:val="24"/>
         </w:numPr>
-        <w:spacing w:after="0"/>
-        <w:rPr>
-          <w:rFonts w:ascii="Calibri" w:eastAsia="Calibri" w:hAnsi="Calibri" w:cs="Calibri"/>
-          <w:color w:val="000000"/>
-          <w:lang w:val="nl-NL"/>
-        </w:rPr>
-      </w:pPr>
-      <w:r>
-        <w:rPr>
-          <w:rFonts w:ascii="Calibri" w:eastAsia="Calibri" w:hAnsi="Calibri" w:cs="Calibri"/>
-          <w:color w:val="000000"/>
-          <w:lang w:val="nl-NL"/>
-        </w:rPr>
-        <w:t>Pad door de Engelse tuin vervolgen, bij het “Engelse huis” aan de Haerstraat de Engelse tuin</w:t>
-      </w:r>
-      <w:r>
-        <w:rPr>
-          <w:rFonts w:ascii="Calibri" w:eastAsia="Calibri" w:hAnsi="Calibri" w:cs="Calibri"/>
-          <w:color w:val="000000"/>
-          <w:lang w:val="nl-NL"/>
-        </w:rPr>
-        <w:t xml:space="preserve"> </w:t>
-      </w:r>
-      <w:r>
-        <w:rPr>
-          <w:rFonts w:ascii="Calibri" w:eastAsia="Calibri" w:hAnsi="Calibri" w:cs="Calibri"/>
-          <w:color w:val="000000"/>
-          <w:lang w:val="nl-NL"/>
-        </w:rPr>
-        <w:t>verlaten, rechtsaf de Haerstraat op</w:t>
-      </w:r>
-      <w:r>
-        <w:rPr>
-          <w:rFonts w:ascii="Calibri" w:eastAsia="Calibri" w:hAnsi="Calibri" w:cs="Calibri"/>
-          <w:color w:val="000000"/>
-          <w:lang w:val="nl-NL"/>
-        </w:rPr>
-        <w:t>.</w:t>
+        <w:rPr>
+          <w:lang w:val="nl-NL"/>
+        </w:rPr>
+      </w:pPr>
+      <w:r>
+        <w:rPr>
+          <w:color w:val="000000"/>
+          <w:lang w:val="nl-NL"/>
+        </w:rPr>
+        <w:t>Fietspad op, straat rechtdoor vervolgen.</w:t>
       </w:r>
     </w:p>
     <w:p>
@@ -731,58 +741,18 @@
         <w:pStyle w:val="ListParagraph"/>
         <w:numPr>
           <w:ilvl w:val="0"/>
-          <w:numId w:val="5"/>
+          <w:numId w:val="24"/>
         </w:numPr>
-        <w:spacing w:after="0"/>
-        <w:rPr>
-          <w:rFonts w:ascii="Calibri" w:eastAsia="Calibri" w:hAnsi="Calibri" w:cs="Calibri"/>
-          <w:color w:val="000000"/>
-          <w:lang w:val="nl-NL"/>
-        </w:rPr>
-      </w:pPr>
-      <w:r>
-        <w:rPr>
-          <w:rFonts w:ascii="Calibri" w:eastAsia="Calibri" w:hAnsi="Calibri" w:cs="Calibri"/>
-          <w:color w:val="000000"/>
-          <w:lang w:val="nl-NL"/>
-        </w:rPr>
-        <w:t xml:space="preserve">Rechtsaf voetpad langs de </w:t>
-      </w:r>
-      <w:proofErr w:type="spellStart"/>
-      <w:r>
-        <w:rPr>
-          <w:rFonts w:ascii="Calibri" w:eastAsia="Calibri" w:hAnsi="Calibri" w:cs="Calibri"/>
-          <w:color w:val="000000"/>
-          <w:lang w:val="nl-NL"/>
-        </w:rPr>
-        <w:t>de</w:t>
-      </w:r>
-      <w:proofErr w:type="spellEnd"/>
-      <w:r>
-        <w:rPr>
-          <w:rFonts w:ascii="Calibri" w:eastAsia="Calibri" w:hAnsi="Calibri" w:cs="Calibri"/>
-          <w:color w:val="000000"/>
-          <w:lang w:val="nl-NL"/>
-        </w:rPr>
-        <w:t xml:space="preserve"> </w:t>
-      </w:r>
-      <w:proofErr w:type="spellStart"/>
-      <w:r>
-        <w:rPr>
-          <w:rFonts w:ascii="Calibri" w:eastAsia="Calibri" w:hAnsi="Calibri" w:cs="Calibri"/>
-          <w:color w:val="000000"/>
-          <w:lang w:val="nl-NL"/>
-        </w:rPr>
-        <w:t>Kalheupinklaan</w:t>
-      </w:r>
-      <w:proofErr w:type="spellEnd"/>
-      <w:r>
-        <w:rPr>
-          <w:rFonts w:ascii="Calibri" w:eastAsia="Calibri" w:hAnsi="Calibri" w:cs="Calibri"/>
-          <w:color w:val="000000"/>
-          <w:lang w:val="nl-NL"/>
-        </w:rPr>
-        <w:t>.</w:t>
+        <w:rPr>
+          <w:lang w:val="nl-NL"/>
+        </w:rPr>
+      </w:pPr>
+      <w:r>
+        <w:rPr>
+          <w:color w:val="000000"/>
+          <w:lang w:val="nl-NL"/>
+        </w:rPr>
+        <w:t>Bij bordje met huisnummer 74-72-70 linksaf fietspad op.</w:t>
       </w:r>
     </w:p>
     <w:p>
@@ -790,40 +760,18 @@
         <w:pStyle w:val="ListParagraph"/>
         <w:numPr>
           <w:ilvl w:val="0"/>
-          <w:numId w:val="5"/>
+          <w:numId w:val="24"/>
         </w:numPr>
-        <w:spacing w:after="0"/>
-        <w:rPr>
-          <w:rFonts w:ascii="Calibri" w:eastAsia="Calibri" w:hAnsi="Calibri" w:cs="Calibri"/>
-          <w:color w:val="000000"/>
-          <w:lang w:val="nl-NL"/>
-        </w:rPr>
-      </w:pPr>
-      <w:r>
-        <w:rPr>
-          <w:rFonts w:ascii="Calibri" w:eastAsia="Calibri" w:hAnsi="Calibri" w:cs="Calibri"/>
-          <w:color w:val="000000"/>
-          <w:lang w:val="nl-NL"/>
-        </w:rPr>
-        <w:t xml:space="preserve">Linksaf Scholte </w:t>
-      </w:r>
-      <w:proofErr w:type="spellStart"/>
-      <w:r>
-        <w:rPr>
-          <w:rFonts w:ascii="Calibri" w:eastAsia="Calibri" w:hAnsi="Calibri" w:cs="Calibri"/>
-          <w:color w:val="000000"/>
-          <w:lang w:val="nl-NL"/>
-        </w:rPr>
-        <w:t>Grevinkhoflaan</w:t>
-      </w:r>
-      <w:proofErr w:type="spellEnd"/>
-      <w:r>
-        <w:rPr>
-          <w:rFonts w:ascii="Calibri" w:eastAsia="Calibri" w:hAnsi="Calibri" w:cs="Calibri"/>
-          <w:color w:val="000000"/>
-          <w:lang w:val="nl-NL"/>
-        </w:rPr>
-        <w:t>.</w:t>
+        <w:rPr>
+          <w:lang w:val="nl-NL"/>
+        </w:rPr>
+      </w:pPr>
+      <w:r>
+        <w:rPr>
+          <w:color w:val="000000"/>
+          <w:lang w:val="nl-NL"/>
+        </w:rPr>
+        <w:t>Einde pad, rechtsaf de Haerstraat op.</w:t>
       </w:r>
     </w:p>
     <w:p>
@@ -831,30 +779,18 @@
         <w:pStyle w:val="ListParagraph"/>
         <w:numPr>
           <w:ilvl w:val="0"/>
-          <w:numId w:val="5"/>
+          <w:numId w:val="24"/>
         </w:numPr>
-        <w:spacing w:after="0"/>
-        <w:rPr>
-          <w:rFonts w:ascii="Calibri" w:eastAsia="Calibri" w:hAnsi="Calibri" w:cs="Calibri"/>
-          <w:color w:val="000000"/>
-          <w:lang w:val="nl-NL"/>
-        </w:rPr>
-      </w:pPr>
-      <w:r>
-        <w:rPr>
-          <w:rFonts w:ascii="Calibri" w:eastAsia="Calibri" w:hAnsi="Calibri" w:cs="Calibri"/>
-          <w:color w:val="000000"/>
-          <w:lang w:val="nl-NL"/>
-        </w:rPr>
-        <w:t>Eerste straat rechts Mettelaan</w:t>
-      </w:r>
-      <w:r>
-        <w:rPr>
-          <w:rFonts w:ascii="Calibri" w:eastAsia="Calibri" w:hAnsi="Calibri" w:cs="Calibri"/>
-          <w:color w:val="000000"/>
-          <w:lang w:val="nl-NL"/>
-        </w:rPr>
-        <w:t>.</w:t>
+        <w:rPr>
+          <w:lang w:val="nl-NL"/>
+        </w:rPr>
+      </w:pPr>
+      <w:r>
+        <w:rPr>
+          <w:color w:val="000000"/>
+          <w:lang w:val="nl-NL"/>
+        </w:rPr>
+        <w:t>Bij het “Engelse huis” (tegenover de 3 eilandjes) de Engelse tuin in.</w:t>
       </w:r>
     </w:p>
     <w:p>
@@ -862,250 +798,211 @@
         <w:pStyle w:val="ListParagraph"/>
         <w:numPr>
           <w:ilvl w:val="0"/>
-          <w:numId w:val="5"/>
+          <w:numId w:val="24"/>
         </w:numPr>
-        <w:spacing w:after="0"/>
-        <w:rPr>
-          <w:rFonts w:ascii="Calibri" w:eastAsia="Calibri" w:hAnsi="Calibri" w:cs="Calibri"/>
-          <w:color w:val="000000"/>
-          <w:lang w:val="nl-NL"/>
-        </w:rPr>
-      </w:pPr>
-      <w:r>
-        <w:rPr>
-          <w:rFonts w:ascii="Calibri" w:eastAsia="Calibri" w:hAnsi="Calibri" w:cs="Calibri"/>
-          <w:color w:val="000000"/>
-          <w:lang w:val="nl-NL"/>
-        </w:rPr>
-        <w:t>Aan het eind van de Mettelaan, linksaf de Scholtendijk op, en rechtsaf weer naar de</w:t>
-      </w:r>
-      <w:r>
-        <w:rPr>
-          <w:rFonts w:ascii="Calibri" w:eastAsia="Calibri" w:hAnsi="Calibri" w:cs="Calibri"/>
-          <w:color w:val="000000"/>
-          <w:lang w:val="nl-NL"/>
-        </w:rPr>
-        <w:t xml:space="preserve"> </w:t>
-      </w:r>
-      <w:proofErr w:type="spellStart"/>
-      <w:r>
-        <w:rPr>
-          <w:rFonts w:ascii="Calibri" w:eastAsia="Calibri" w:hAnsi="Calibri" w:cs="Calibri"/>
-          <w:color w:val="000000"/>
-          <w:lang w:val="nl-NL"/>
-        </w:rPr>
-        <w:t>Scholtenhof</w:t>
-      </w:r>
-      <w:proofErr w:type="spellEnd"/>
-      <w:r>
-        <w:rPr>
-          <w:rFonts w:ascii="Calibri" w:eastAsia="Calibri" w:hAnsi="Calibri" w:cs="Calibri"/>
-          <w:color w:val="000000"/>
-          <w:lang w:val="nl-NL"/>
-        </w:rPr>
-        <w:t>.</w:t>
+        <w:rPr>
+          <w:b/>
+          <w:bCs/>
+          <w:lang w:val="nl-NL"/>
+        </w:rPr>
+      </w:pPr>
+      <w:r>
+        <w:rPr>
+          <w:b/>
+          <w:bCs/>
+          <w:color w:val="000000"/>
+          <w:lang w:val="nl-NL"/>
+        </w:rPr>
+        <w:t>Pauzeplek, na het witte hek.</w:t>
       </w:r>
     </w:p>
     <w:p>
       <w:pPr>
-        <w:spacing w:after="0"/>
-        <w:ind w:left="360"/>
-        <w:rPr>
-          <w:rFonts w:ascii="Calibri" w:eastAsia="Calibri" w:hAnsi="Calibri" w:cs="Calibri"/>
-          <w:color w:val="000000"/>
-          <w:lang w:val="nl-NL"/>
-        </w:rPr>
-      </w:pPr>
+        <w:pStyle w:val="ListParagraph"/>
+        <w:numPr>
+          <w:ilvl w:val="0"/>
+          <w:numId w:val="24"/>
+        </w:numPr>
+        <w:rPr>
+          <w:lang w:val="nl-NL"/>
+        </w:rPr>
+      </w:pPr>
+      <w:r>
+        <w:rPr>
+          <w:color w:val="000000"/>
+          <w:lang w:val="nl-NL"/>
+        </w:rPr>
+        <w:t>Pad terug door de Engelse tuin; bij het “Engelse huis” aan de Haerstraat de Engelse tuin verlaten, rechtsaf de Haerstraat op.</w:t>
+      </w:r>
     </w:p>
     <w:p>
       <w:pPr>
-        <w:spacing w:after="0"/>
-        <w:ind w:left="360"/>
-        <w:rPr>
-          <w:rFonts w:ascii="Calibri" w:eastAsia="Calibri" w:hAnsi="Calibri" w:cs="Calibri"/>
-          <w:color w:val="000000"/>
-          <w:lang w:val="nl-NL"/>
-        </w:rPr>
-      </w:pPr>
-      <w:r>
-        <w:rPr>
-          <w:rFonts w:ascii="Calibri" w:eastAsia="Calibri" w:hAnsi="Calibri" w:cs="Calibri"/>
-          <w:color w:val="000000"/>
-          <w:lang w:val="nl-NL"/>
-        </w:rPr>
-        <w:t>(</w:t>
+        <w:pStyle w:val="ListParagraph"/>
+        <w:numPr>
+          <w:ilvl w:val="0"/>
+          <w:numId w:val="24"/>
+        </w:numPr>
+        <w:rPr>
+          <w:lang w:val="nl-NL"/>
+        </w:rPr>
+      </w:pPr>
+      <w:r>
+        <w:rPr>
+          <w:color w:val="000000"/>
+          <w:lang w:val="nl-NL"/>
+        </w:rPr>
+        <w:t xml:space="preserve">SH rechtsaf voetpad langs de </w:t>
       </w:r>
       <w:proofErr w:type="spellStart"/>
       <w:r>
         <w:rPr>
-          <w:rFonts w:ascii="Calibri" w:eastAsia="Calibri" w:hAnsi="Calibri" w:cs="Calibri"/>
-          <w:color w:val="000000"/>
-          <w:lang w:val="nl-NL"/>
-        </w:rPr>
-        <w:t>Mariahof</w:t>
+          <w:color w:val="000000"/>
+          <w:lang w:val="nl-NL"/>
+        </w:rPr>
+        <w:t>Kalheupinklaan</w:t>
       </w:r>
       <w:proofErr w:type="spellEnd"/>
       <w:r>
         <w:rPr>
-          <w:rFonts w:ascii="Calibri" w:eastAsia="Calibri" w:hAnsi="Calibri" w:cs="Calibri"/>
-          <w:color w:val="000000"/>
-          <w:lang w:val="nl-NL"/>
-        </w:rPr>
-        <w:t xml:space="preserve"> vervolgt de Scholte </w:t>
-      </w:r>
-      <w:proofErr w:type="spellStart"/>
-      <w:r>
-        <w:rPr>
-          <w:rFonts w:ascii="Calibri" w:eastAsia="Calibri" w:hAnsi="Calibri" w:cs="Calibri"/>
-          <w:color w:val="000000"/>
-          <w:lang w:val="nl-NL"/>
-        </w:rPr>
-        <w:t>Grevinkhoflaan</w:t>
-      </w:r>
-      <w:proofErr w:type="spellEnd"/>
-      <w:r>
-        <w:rPr>
-          <w:rFonts w:ascii="Calibri" w:eastAsia="Calibri" w:hAnsi="Calibri" w:cs="Calibri"/>
-          <w:color w:val="000000"/>
-          <w:lang w:val="nl-NL"/>
-        </w:rPr>
-        <w:t xml:space="preserve"> tot de Emmastraat, rechtsaf doorlopen tot de </w:t>
-      </w:r>
-      <w:proofErr w:type="spellStart"/>
-      <w:r>
-        <w:rPr>
-          <w:rFonts w:ascii="Calibri" w:eastAsia="Calibri" w:hAnsi="Calibri" w:cs="Calibri"/>
-          <w:color w:val="000000"/>
-          <w:lang w:val="nl-NL"/>
-        </w:rPr>
-        <w:t>Prossinkhof</w:t>
-      </w:r>
-      <w:proofErr w:type="spellEnd"/>
-      <w:r>
-        <w:rPr>
-          <w:rFonts w:ascii="Calibri" w:eastAsia="Calibri" w:hAnsi="Calibri" w:cs="Calibri"/>
-          <w:color w:val="000000"/>
-          <w:lang w:val="nl-NL"/>
-        </w:rPr>
-        <w:t xml:space="preserve">, via de </w:t>
-      </w:r>
-      <w:proofErr w:type="spellStart"/>
-      <w:r>
-        <w:rPr>
-          <w:rFonts w:ascii="Calibri" w:eastAsia="Calibri" w:hAnsi="Calibri" w:cs="Calibri"/>
-          <w:color w:val="000000"/>
-          <w:lang w:val="nl-NL"/>
-        </w:rPr>
-        <w:t>Prossinkhof</w:t>
-      </w:r>
-      <w:proofErr w:type="spellEnd"/>
-      <w:r>
-        <w:rPr>
-          <w:rFonts w:ascii="Calibri" w:eastAsia="Calibri" w:hAnsi="Calibri" w:cs="Calibri"/>
-          <w:color w:val="000000"/>
-          <w:lang w:val="nl-NL"/>
-        </w:rPr>
-        <w:t xml:space="preserve"> naar de </w:t>
-      </w:r>
-      <w:proofErr w:type="spellStart"/>
-      <w:r>
-        <w:rPr>
-          <w:rFonts w:ascii="Calibri" w:eastAsia="Calibri" w:hAnsi="Calibri" w:cs="Calibri"/>
-          <w:color w:val="000000"/>
-          <w:lang w:val="nl-NL"/>
-        </w:rPr>
-        <w:t>Mariahof</w:t>
-      </w:r>
-      <w:proofErr w:type="spellEnd"/>
-      <w:r>
-        <w:rPr>
-          <w:rFonts w:ascii="Calibri" w:eastAsia="Calibri" w:hAnsi="Calibri" w:cs="Calibri"/>
-          <w:color w:val="000000"/>
-          <w:lang w:val="nl-NL"/>
-        </w:rPr>
-        <w:t>)</w:t>
+          <w:color w:val="000000"/>
+          <w:lang w:val="nl-NL"/>
+        </w:rPr>
+        <w:t>.</w:t>
       </w:r>
     </w:p>
     <w:p>
       <w:pPr>
-        <w:spacing w:after="0"/>
-        <w:ind w:left="360"/>
-        <w:rPr>
-          <w:rFonts w:ascii="Calibri" w:eastAsia="Calibri" w:hAnsi="Calibri" w:cs="Calibri"/>
-          <w:color w:val="000000"/>
-          <w:lang w:val="nl-NL"/>
-        </w:rPr>
-      </w:pPr>
+        <w:pStyle w:val="ListParagraph"/>
+        <w:numPr>
+          <w:ilvl w:val="0"/>
+          <w:numId w:val="24"/>
+        </w:numPr>
+        <w:rPr>
+          <w:lang w:val="nl-NL"/>
+        </w:rPr>
+      </w:pPr>
+      <w:r>
+        <w:rPr>
+          <w:color w:val="000000"/>
+          <w:lang w:val="nl-NL"/>
+        </w:rPr>
+        <w:t xml:space="preserve">Linksaf Scholte </w:t>
+      </w:r>
+      <w:proofErr w:type="spellStart"/>
+      <w:r>
+        <w:rPr>
+          <w:color w:val="000000"/>
+          <w:lang w:val="nl-NL"/>
+        </w:rPr>
+        <w:t>Grevinkhoflaan</w:t>
+      </w:r>
+      <w:proofErr w:type="spellEnd"/>
+      <w:r>
+        <w:rPr>
+          <w:color w:val="000000"/>
+          <w:lang w:val="nl-NL"/>
+        </w:rPr>
+        <w:t>.</w:t>
+      </w:r>
     </w:p>
     <w:p>
       <w:pPr>
+        <w:pStyle w:val="ListParagraph"/>
+        <w:numPr>
+          <w:ilvl w:val="0"/>
+          <w:numId w:val="24"/>
+        </w:numPr>
+        <w:rPr>
+          <w:lang w:val="nl-NL"/>
+        </w:rPr>
+      </w:pPr>
+      <w:r>
+        <w:rPr>
+          <w:color w:val="000000"/>
+          <w:lang w:val="nl-NL"/>
+        </w:rPr>
+        <w:t>Eerste straat rechts Mettelaan.</w:t>
+      </w:r>
+    </w:p>
+    <w:p>
+      <w:pPr>
+        <w:pStyle w:val="ListParagraph"/>
+        <w:numPr>
+          <w:ilvl w:val="0"/>
+          <w:numId w:val="24"/>
+        </w:numPr>
+        <w:rPr>
+          <w:lang w:val="nl-NL"/>
+        </w:rPr>
+      </w:pPr>
+      <w:r>
+        <w:rPr>
+          <w:color w:val="000000"/>
+          <w:lang w:val="nl-NL"/>
+        </w:rPr>
+        <w:t xml:space="preserve">Aan het eind van de Mettelaan, linksaf de Scholtendijk op, en rechtsaf weer naar de </w:t>
+      </w:r>
+      <w:proofErr w:type="spellStart"/>
+      <w:r>
+        <w:rPr>
+          <w:color w:val="000000"/>
+          <w:lang w:val="nl-NL"/>
+        </w:rPr>
+        <w:t>Scholtenhof</w:t>
+      </w:r>
+      <w:proofErr w:type="spellEnd"/>
+      <w:r>
+        <w:rPr>
+          <w:color w:val="000000"/>
+          <w:lang w:val="nl-NL"/>
+        </w:rPr>
+        <w:t>.</w:t>
+      </w:r>
+    </w:p>
+    <w:p>
+      <w:pPr>
+        <w:pStyle w:val="ListParagraph"/>
+        <w:numPr>
+          <w:ilvl w:val="0"/>
+          <w:numId w:val="24"/>
+        </w:numPr>
+        <w:rPr>
+          <w:lang w:val="nl-NL"/>
+        </w:rPr>
+      </w:pPr>
+      <w:proofErr w:type="spellStart"/>
+      <w:r>
+        <w:rPr>
+          <w:color w:val="000000"/>
+          <w:lang w:val="nl-NL"/>
+        </w:rPr>
+        <w:t>Maiahof</w:t>
+      </w:r>
+      <w:proofErr w:type="spellEnd"/>
+      <w:r>
+        <w:rPr>
+          <w:color w:val="000000"/>
+          <w:lang w:val="nl-NL"/>
+        </w:rPr>
+        <w:t xml:space="preserve"> vervolgt de Haerstraat, via de Wilhelminastraat naar de </w:t>
+      </w:r>
+      <w:proofErr w:type="spellStart"/>
+      <w:r>
+        <w:rPr>
+          <w:color w:val="000000"/>
+          <w:lang w:val="nl-NL"/>
+        </w:rPr>
+        <w:t>Mariahof</w:t>
+      </w:r>
+      <w:proofErr w:type="spellEnd"/>
+    </w:p>
+    <w:p>
+      <w:pPr>
         <w:spacing w:after="0"/>
-        <w:ind w:left="360"/>
-        <w:rPr>
-          <w:rFonts w:ascii="Calibri" w:eastAsia="Calibri" w:hAnsi="Calibri" w:cs="Calibri"/>
-          <w:color w:val="000000"/>
-          <w:lang w:val="nl-NL"/>
-        </w:rPr>
-      </w:pPr>
-      <w:r>
-        <w:rPr>
-          <w:rFonts w:ascii="Calibri" w:eastAsia="Calibri" w:hAnsi="Calibri" w:cs="Calibri"/>
-          <w:color w:val="000000"/>
-          <w:lang w:val="nl-NL"/>
-        </w:rPr>
-        <w:t xml:space="preserve">(Molenkamp loopt met de </w:t>
-      </w:r>
-      <w:proofErr w:type="spellStart"/>
-      <w:r>
-        <w:rPr>
-          <w:rFonts w:ascii="Calibri" w:eastAsia="Calibri" w:hAnsi="Calibri" w:cs="Calibri"/>
-          <w:color w:val="000000"/>
-          <w:lang w:val="nl-NL"/>
-        </w:rPr>
-        <w:t>Scholtenhof</w:t>
-      </w:r>
-      <w:proofErr w:type="spellEnd"/>
-      <w:r>
-        <w:rPr>
-          <w:rFonts w:ascii="Calibri" w:eastAsia="Calibri" w:hAnsi="Calibri" w:cs="Calibri"/>
-          <w:color w:val="000000"/>
-          <w:lang w:val="nl-NL"/>
-        </w:rPr>
-        <w:t xml:space="preserve"> mee, en gaat daar via de Molenkampstraat weer naar de</w:t>
-      </w:r>
-      <w:r>
-        <w:rPr>
-          <w:rFonts w:ascii="Calibri" w:eastAsia="Calibri" w:hAnsi="Calibri" w:cs="Calibri"/>
-          <w:color w:val="000000"/>
-          <w:lang w:val="nl-NL"/>
-        </w:rPr>
-        <w:t xml:space="preserve"> </w:t>
-      </w:r>
-      <w:r>
-        <w:rPr>
-          <w:rFonts w:ascii="Calibri" w:eastAsia="Calibri" w:hAnsi="Calibri" w:cs="Calibri"/>
-          <w:color w:val="000000"/>
-          <w:lang w:val="nl-NL"/>
-        </w:rPr>
-        <w:t>Molenkamp)</w:t>
-      </w:r>
-      <w:r>
-        <w:rPr>
-          <w:rFonts w:ascii="Calibri" w:eastAsia="Calibri" w:hAnsi="Calibri" w:cs="Calibri"/>
-          <w:color w:val="000000"/>
-          <w:lang w:val="nl-NL"/>
-        </w:rPr>
-        <w:cr/>
-      </w:r>
-      <w:r>
-        <w:rPr>
-          <w:rFonts w:ascii="Calibri" w:eastAsia="Calibri" w:hAnsi="Calibri" w:cs="Calibri"/>
-          <w:color w:val="000000"/>
-          <w:szCs w:val="24"/>
-          <w:lang w:val="nl-NL"/>
-        </w:rPr>
-        <w:t xml:space="preserve"> </w:t>
-      </w:r>
+        <w:rPr>
+          <w:lang w:val="nl-NL"/>
+        </w:rPr>
+      </w:pPr>
     </w:p>
     <w:p>
       <w:pPr>
@@ -1276,6 +1173,840 @@
     </w:lvl>
   </w:abstractNum>
   <w:abstractNum w:abstractNumId="1" w15:restartNumberingAfterBreak="0">
+    <w:nsid w:val="0E9B71FB"/>
+    <w:multiLevelType w:val="multilevel"/>
+    <w:tmpl w:val="E4C29128"/>
+    <w:lvl w:ilvl="0">
+      <w:start w:val="1"/>
+      <w:numFmt w:val="bullet"/>
+      <w:lvlText w:val=""/>
+      <w:lvlJc w:val="left"/>
+      <w:pPr>
+        <w:tabs>
+          <w:tab w:val="num" w:pos="720"/>
+        </w:tabs>
+        <w:ind w:left="720" w:hanging="360"/>
+      </w:pPr>
+      <w:rPr>
+        <w:rFonts w:ascii="Symbol" w:hAnsi="Symbol" w:hint="default"/>
+        <w:sz w:val="20"/>
+      </w:rPr>
+    </w:lvl>
+    <w:lvl w:ilvl="1" w:tentative="1">
+      <w:start w:val="1"/>
+      <w:numFmt w:val="bullet"/>
+      <w:lvlText w:val="o"/>
+      <w:lvlJc w:val="left"/>
+      <w:pPr>
+        <w:tabs>
+          <w:tab w:val="num" w:pos="1440"/>
+        </w:tabs>
+        <w:ind w:left="1440" w:hanging="360"/>
+      </w:pPr>
+      <w:rPr>
+        <w:rFonts w:ascii="Courier New" w:hAnsi="Courier New" w:hint="default"/>
+        <w:sz w:val="20"/>
+      </w:rPr>
+    </w:lvl>
+    <w:lvl w:ilvl="2" w:tentative="1">
+      <w:start w:val="1"/>
+      <w:numFmt w:val="bullet"/>
+      <w:lvlText w:val=""/>
+      <w:lvlJc w:val="left"/>
+      <w:pPr>
+        <w:tabs>
+          <w:tab w:val="num" w:pos="2160"/>
+        </w:tabs>
+        <w:ind w:left="2160" w:hanging="360"/>
+      </w:pPr>
+      <w:rPr>
+        <w:rFonts w:ascii="Wingdings" w:hAnsi="Wingdings" w:hint="default"/>
+        <w:sz w:val="20"/>
+      </w:rPr>
+    </w:lvl>
+    <w:lvl w:ilvl="3" w:tentative="1">
+      <w:start w:val="1"/>
+      <w:numFmt w:val="bullet"/>
+      <w:lvlText w:val=""/>
+      <w:lvlJc w:val="left"/>
+      <w:pPr>
+        <w:tabs>
+          <w:tab w:val="num" w:pos="2880"/>
+        </w:tabs>
+        <w:ind w:left="2880" w:hanging="360"/>
+      </w:pPr>
+      <w:rPr>
+        <w:rFonts w:ascii="Wingdings" w:hAnsi="Wingdings" w:hint="default"/>
+        <w:sz w:val="20"/>
+      </w:rPr>
+    </w:lvl>
+    <w:lvl w:ilvl="4" w:tentative="1">
+      <w:start w:val="1"/>
+      <w:numFmt w:val="bullet"/>
+      <w:lvlText w:val=""/>
+      <w:lvlJc w:val="left"/>
+      <w:pPr>
+        <w:tabs>
+          <w:tab w:val="num" w:pos="3600"/>
+        </w:tabs>
+        <w:ind w:left="3600" w:hanging="360"/>
+      </w:pPr>
+      <w:rPr>
+        <w:rFonts w:ascii="Wingdings" w:hAnsi="Wingdings" w:hint="default"/>
+        <w:sz w:val="20"/>
+      </w:rPr>
+    </w:lvl>
+    <w:lvl w:ilvl="5" w:tentative="1">
+      <w:start w:val="1"/>
+      <w:numFmt w:val="bullet"/>
+      <w:lvlText w:val=""/>
+      <w:lvlJc w:val="left"/>
+      <w:pPr>
+        <w:tabs>
+          <w:tab w:val="num" w:pos="4320"/>
+        </w:tabs>
+        <w:ind w:left="4320" w:hanging="360"/>
+      </w:pPr>
+      <w:rPr>
+        <w:rFonts w:ascii="Wingdings" w:hAnsi="Wingdings" w:hint="default"/>
+        <w:sz w:val="20"/>
+      </w:rPr>
+    </w:lvl>
+    <w:lvl w:ilvl="6" w:tentative="1">
+      <w:start w:val="1"/>
+      <w:numFmt w:val="bullet"/>
+      <w:lvlText w:val=""/>
+      <w:lvlJc w:val="left"/>
+      <w:pPr>
+        <w:tabs>
+          <w:tab w:val="num" w:pos="5040"/>
+        </w:tabs>
+        <w:ind w:left="5040" w:hanging="360"/>
+      </w:pPr>
+      <w:rPr>
+        <w:rFonts w:ascii="Wingdings" w:hAnsi="Wingdings" w:hint="default"/>
+        <w:sz w:val="20"/>
+      </w:rPr>
+    </w:lvl>
+    <w:lvl w:ilvl="7" w:tentative="1">
+      <w:start w:val="1"/>
+      <w:numFmt w:val="bullet"/>
+      <w:lvlText w:val=""/>
+      <w:lvlJc w:val="left"/>
+      <w:pPr>
+        <w:tabs>
+          <w:tab w:val="num" w:pos="5760"/>
+        </w:tabs>
+        <w:ind w:left="5760" w:hanging="360"/>
+      </w:pPr>
+      <w:rPr>
+        <w:rFonts w:ascii="Wingdings" w:hAnsi="Wingdings" w:hint="default"/>
+        <w:sz w:val="20"/>
+      </w:rPr>
+    </w:lvl>
+    <w:lvl w:ilvl="8" w:tentative="1">
+      <w:start w:val="1"/>
+      <w:numFmt w:val="bullet"/>
+      <w:lvlText w:val=""/>
+      <w:lvlJc w:val="left"/>
+      <w:pPr>
+        <w:tabs>
+          <w:tab w:val="num" w:pos="6480"/>
+        </w:tabs>
+        <w:ind w:left="6480" w:hanging="360"/>
+      </w:pPr>
+      <w:rPr>
+        <w:rFonts w:ascii="Wingdings" w:hAnsi="Wingdings" w:hint="default"/>
+        <w:sz w:val="20"/>
+      </w:rPr>
+    </w:lvl>
+  </w:abstractNum>
+  <w:abstractNum w:abstractNumId="2" w15:restartNumberingAfterBreak="0">
+    <w:nsid w:val="1417598A"/>
+    <w:multiLevelType w:val="hybridMultilevel"/>
+    <w:tmpl w:val="92809E92"/>
+    <w:lvl w:ilvl="0" w:tplc="DC2E6F6C">
+      <w:start w:val="1"/>
+      <w:numFmt w:val="decimal"/>
+      <w:lvlText w:val="%1."/>
+      <w:lvlJc w:val="left"/>
+      <w:pPr>
+        <w:ind w:left="720" w:hanging="360"/>
+      </w:pPr>
+      <w:rPr>
+        <w:rFonts w:asciiTheme="minorHAnsi" w:eastAsiaTheme="minorHAnsi" w:hAnsiTheme="minorHAnsi" w:cstheme="minorBidi"/>
+      </w:rPr>
+    </w:lvl>
+    <w:lvl w:ilvl="1" w:tplc="FFFFFFFF" w:tentative="1">
+      <w:start w:val="1"/>
+      <w:numFmt w:val="lowerLetter"/>
+      <w:lvlText w:val="%2."/>
+      <w:lvlJc w:val="left"/>
+      <w:pPr>
+        <w:ind w:left="1440" w:hanging="360"/>
+      </w:pPr>
+    </w:lvl>
+    <w:lvl w:ilvl="2" w:tplc="FFFFFFFF" w:tentative="1">
+      <w:start w:val="1"/>
+      <w:numFmt w:val="lowerRoman"/>
+      <w:lvlText w:val="%3."/>
+      <w:lvlJc w:val="right"/>
+      <w:pPr>
+        <w:ind w:left="2160" w:hanging="180"/>
+      </w:pPr>
+    </w:lvl>
+    <w:lvl w:ilvl="3" w:tplc="FFFFFFFF" w:tentative="1">
+      <w:start w:val="1"/>
+      <w:numFmt w:val="decimal"/>
+      <w:lvlText w:val="%4."/>
+      <w:lvlJc w:val="left"/>
+      <w:pPr>
+        <w:ind w:left="2880" w:hanging="360"/>
+      </w:pPr>
+    </w:lvl>
+    <w:lvl w:ilvl="4" w:tplc="FFFFFFFF" w:tentative="1">
+      <w:start w:val="1"/>
+      <w:numFmt w:val="lowerLetter"/>
+      <w:lvlText w:val="%5."/>
+      <w:lvlJc w:val="left"/>
+      <w:pPr>
+        <w:ind w:left="3600" w:hanging="360"/>
+      </w:pPr>
+    </w:lvl>
+    <w:lvl w:ilvl="5" w:tplc="FFFFFFFF" w:tentative="1">
+      <w:start w:val="1"/>
+      <w:numFmt w:val="lowerRoman"/>
+      <w:lvlText w:val="%6."/>
+      <w:lvlJc w:val="right"/>
+      <w:pPr>
+        <w:ind w:left="4320" w:hanging="180"/>
+      </w:pPr>
+    </w:lvl>
+    <w:lvl w:ilvl="6" w:tplc="FFFFFFFF" w:tentative="1">
+      <w:start w:val="1"/>
+      <w:numFmt w:val="decimal"/>
+      <w:lvlText w:val="%7."/>
+      <w:lvlJc w:val="left"/>
+      <w:pPr>
+        <w:ind w:left="5040" w:hanging="360"/>
+      </w:pPr>
+    </w:lvl>
+    <w:lvl w:ilvl="7" w:tplc="FFFFFFFF" w:tentative="1">
+      <w:start w:val="1"/>
+      <w:numFmt w:val="lowerLetter"/>
+      <w:lvlText w:val="%8."/>
+      <w:lvlJc w:val="left"/>
+      <w:pPr>
+        <w:ind w:left="5760" w:hanging="360"/>
+      </w:pPr>
+    </w:lvl>
+    <w:lvl w:ilvl="8" w:tplc="FFFFFFFF" w:tentative="1">
+      <w:start w:val="1"/>
+      <w:numFmt w:val="lowerRoman"/>
+      <w:lvlText w:val="%9."/>
+      <w:lvlJc w:val="right"/>
+      <w:pPr>
+        <w:ind w:left="6480" w:hanging="180"/>
+      </w:pPr>
+    </w:lvl>
+  </w:abstractNum>
+  <w:abstractNum w:abstractNumId="3" w15:restartNumberingAfterBreak="0">
+    <w:nsid w:val="16C82347"/>
+    <w:multiLevelType w:val="multilevel"/>
+    <w:tmpl w:val="0C7A0852"/>
+    <w:lvl w:ilvl="0">
+      <w:start w:val="1"/>
+      <w:numFmt w:val="bullet"/>
+      <w:lvlText w:val=""/>
+      <w:lvlJc w:val="left"/>
+      <w:pPr>
+        <w:tabs>
+          <w:tab w:val="num" w:pos="720"/>
+        </w:tabs>
+        <w:ind w:left="720" w:hanging="360"/>
+      </w:pPr>
+      <w:rPr>
+        <w:rFonts w:ascii="Symbol" w:hAnsi="Symbol" w:hint="default"/>
+        <w:sz w:val="20"/>
+      </w:rPr>
+    </w:lvl>
+    <w:lvl w:ilvl="1" w:tentative="1">
+      <w:start w:val="1"/>
+      <w:numFmt w:val="bullet"/>
+      <w:lvlText w:val="o"/>
+      <w:lvlJc w:val="left"/>
+      <w:pPr>
+        <w:tabs>
+          <w:tab w:val="num" w:pos="1440"/>
+        </w:tabs>
+        <w:ind w:left="1440" w:hanging="360"/>
+      </w:pPr>
+      <w:rPr>
+        <w:rFonts w:ascii="Courier New" w:hAnsi="Courier New" w:hint="default"/>
+        <w:sz w:val="20"/>
+      </w:rPr>
+    </w:lvl>
+    <w:lvl w:ilvl="2" w:tentative="1">
+      <w:start w:val="1"/>
+      <w:numFmt w:val="bullet"/>
+      <w:lvlText w:val=""/>
+      <w:lvlJc w:val="left"/>
+      <w:pPr>
+        <w:tabs>
+          <w:tab w:val="num" w:pos="2160"/>
+        </w:tabs>
+        <w:ind w:left="2160" w:hanging="360"/>
+      </w:pPr>
+      <w:rPr>
+        <w:rFonts w:ascii="Wingdings" w:hAnsi="Wingdings" w:hint="default"/>
+        <w:sz w:val="20"/>
+      </w:rPr>
+    </w:lvl>
+    <w:lvl w:ilvl="3" w:tentative="1">
+      <w:start w:val="1"/>
+      <w:numFmt w:val="bullet"/>
+      <w:lvlText w:val=""/>
+      <w:lvlJc w:val="left"/>
+      <w:pPr>
+        <w:tabs>
+          <w:tab w:val="num" w:pos="2880"/>
+        </w:tabs>
+        <w:ind w:left="2880" w:hanging="360"/>
+      </w:pPr>
+      <w:rPr>
+        <w:rFonts w:ascii="Wingdings" w:hAnsi="Wingdings" w:hint="default"/>
+        <w:sz w:val="20"/>
+      </w:rPr>
+    </w:lvl>
+    <w:lvl w:ilvl="4" w:tentative="1">
+      <w:start w:val="1"/>
+      <w:numFmt w:val="bullet"/>
+      <w:lvlText w:val=""/>
+      <w:lvlJc w:val="left"/>
+      <w:pPr>
+        <w:tabs>
+          <w:tab w:val="num" w:pos="3600"/>
+        </w:tabs>
+        <w:ind w:left="3600" w:hanging="360"/>
+      </w:pPr>
+      <w:rPr>
+        <w:rFonts w:ascii="Wingdings" w:hAnsi="Wingdings" w:hint="default"/>
+        <w:sz w:val="20"/>
+      </w:rPr>
+    </w:lvl>
+    <w:lvl w:ilvl="5" w:tentative="1">
+      <w:start w:val="1"/>
+      <w:numFmt w:val="bullet"/>
+      <w:lvlText w:val=""/>
+      <w:lvlJc w:val="left"/>
+      <w:pPr>
+        <w:tabs>
+          <w:tab w:val="num" w:pos="4320"/>
+        </w:tabs>
+        <w:ind w:left="4320" w:hanging="360"/>
+      </w:pPr>
+      <w:rPr>
+        <w:rFonts w:ascii="Wingdings" w:hAnsi="Wingdings" w:hint="default"/>
+        <w:sz w:val="20"/>
+      </w:rPr>
+    </w:lvl>
+    <w:lvl w:ilvl="6" w:tentative="1">
+      <w:start w:val="1"/>
+      <w:numFmt w:val="bullet"/>
+      <w:lvlText w:val=""/>
+      <w:lvlJc w:val="left"/>
+      <w:pPr>
+        <w:tabs>
+          <w:tab w:val="num" w:pos="5040"/>
+        </w:tabs>
+        <w:ind w:left="5040" w:hanging="360"/>
+      </w:pPr>
+      <w:rPr>
+        <w:rFonts w:ascii="Wingdings" w:hAnsi="Wingdings" w:hint="default"/>
+        <w:sz w:val="20"/>
+      </w:rPr>
+    </w:lvl>
+    <w:lvl w:ilvl="7" w:tentative="1">
+      <w:start w:val="1"/>
+      <w:numFmt w:val="bullet"/>
+      <w:lvlText w:val=""/>
+      <w:lvlJc w:val="left"/>
+      <w:pPr>
+        <w:tabs>
+          <w:tab w:val="num" w:pos="5760"/>
+        </w:tabs>
+        <w:ind w:left="5760" w:hanging="360"/>
+      </w:pPr>
+      <w:rPr>
+        <w:rFonts w:ascii="Wingdings" w:hAnsi="Wingdings" w:hint="default"/>
+        <w:sz w:val="20"/>
+      </w:rPr>
+    </w:lvl>
+    <w:lvl w:ilvl="8" w:tentative="1">
+      <w:start w:val="1"/>
+      <w:numFmt w:val="bullet"/>
+      <w:lvlText w:val=""/>
+      <w:lvlJc w:val="left"/>
+      <w:pPr>
+        <w:tabs>
+          <w:tab w:val="num" w:pos="6480"/>
+        </w:tabs>
+        <w:ind w:left="6480" w:hanging="360"/>
+      </w:pPr>
+      <w:rPr>
+        <w:rFonts w:ascii="Wingdings" w:hAnsi="Wingdings" w:hint="default"/>
+        <w:sz w:val="20"/>
+      </w:rPr>
+    </w:lvl>
+  </w:abstractNum>
+  <w:abstractNum w:abstractNumId="4" w15:restartNumberingAfterBreak="0">
+    <w:nsid w:val="1D951E76"/>
+    <w:multiLevelType w:val="multilevel"/>
+    <w:tmpl w:val="BC3E2ED2"/>
+    <w:lvl w:ilvl="0">
+      <w:start w:val="1"/>
+      <w:numFmt w:val="bullet"/>
+      <w:lvlText w:val=""/>
+      <w:lvlJc w:val="left"/>
+      <w:pPr>
+        <w:tabs>
+          <w:tab w:val="num" w:pos="720"/>
+        </w:tabs>
+        <w:ind w:left="720" w:hanging="360"/>
+      </w:pPr>
+      <w:rPr>
+        <w:rFonts w:ascii="Symbol" w:hAnsi="Symbol" w:hint="default"/>
+        <w:sz w:val="20"/>
+      </w:rPr>
+    </w:lvl>
+    <w:lvl w:ilvl="1" w:tentative="1">
+      <w:start w:val="1"/>
+      <w:numFmt w:val="bullet"/>
+      <w:lvlText w:val="o"/>
+      <w:lvlJc w:val="left"/>
+      <w:pPr>
+        <w:tabs>
+          <w:tab w:val="num" w:pos="1440"/>
+        </w:tabs>
+        <w:ind w:left="1440" w:hanging="360"/>
+      </w:pPr>
+      <w:rPr>
+        <w:rFonts w:ascii="Courier New" w:hAnsi="Courier New" w:hint="default"/>
+        <w:sz w:val="20"/>
+      </w:rPr>
+    </w:lvl>
+    <w:lvl w:ilvl="2" w:tentative="1">
+      <w:start w:val="1"/>
+      <w:numFmt w:val="bullet"/>
+      <w:lvlText w:val=""/>
+      <w:lvlJc w:val="left"/>
+      <w:pPr>
+        <w:tabs>
+          <w:tab w:val="num" w:pos="2160"/>
+        </w:tabs>
+        <w:ind w:left="2160" w:hanging="360"/>
+      </w:pPr>
+      <w:rPr>
+        <w:rFonts w:ascii="Wingdings" w:hAnsi="Wingdings" w:hint="default"/>
+        <w:sz w:val="20"/>
+      </w:rPr>
+    </w:lvl>
+    <w:lvl w:ilvl="3" w:tentative="1">
+      <w:start w:val="1"/>
+      <w:numFmt w:val="bullet"/>
+      <w:lvlText w:val=""/>
+      <w:lvlJc w:val="left"/>
+      <w:pPr>
+        <w:tabs>
+          <w:tab w:val="num" w:pos="2880"/>
+        </w:tabs>
+        <w:ind w:left="2880" w:hanging="360"/>
+      </w:pPr>
+      <w:rPr>
+        <w:rFonts w:ascii="Wingdings" w:hAnsi="Wingdings" w:hint="default"/>
+        <w:sz w:val="20"/>
+      </w:rPr>
+    </w:lvl>
+    <w:lvl w:ilvl="4" w:tentative="1">
+      <w:start w:val="1"/>
+      <w:numFmt w:val="bullet"/>
+      <w:lvlText w:val=""/>
+      <w:lvlJc w:val="left"/>
+      <w:pPr>
+        <w:tabs>
+          <w:tab w:val="num" w:pos="3600"/>
+        </w:tabs>
+        <w:ind w:left="3600" w:hanging="360"/>
+      </w:pPr>
+      <w:rPr>
+        <w:rFonts w:ascii="Wingdings" w:hAnsi="Wingdings" w:hint="default"/>
+        <w:sz w:val="20"/>
+      </w:rPr>
+    </w:lvl>
+    <w:lvl w:ilvl="5" w:tentative="1">
+      <w:start w:val="1"/>
+      <w:numFmt w:val="bullet"/>
+      <w:lvlText w:val=""/>
+      <w:lvlJc w:val="left"/>
+      <w:pPr>
+        <w:tabs>
+          <w:tab w:val="num" w:pos="4320"/>
+        </w:tabs>
+        <w:ind w:left="4320" w:hanging="360"/>
+      </w:pPr>
+      <w:rPr>
+        <w:rFonts w:ascii="Wingdings" w:hAnsi="Wingdings" w:hint="default"/>
+        <w:sz w:val="20"/>
+      </w:rPr>
+    </w:lvl>
+    <w:lvl w:ilvl="6" w:tentative="1">
+      <w:start w:val="1"/>
+      <w:numFmt w:val="bullet"/>
+      <w:lvlText w:val=""/>
+      <w:lvlJc w:val="left"/>
+      <w:pPr>
+        <w:tabs>
+          <w:tab w:val="num" w:pos="5040"/>
+        </w:tabs>
+        <w:ind w:left="5040" w:hanging="360"/>
+      </w:pPr>
+      <w:rPr>
+        <w:rFonts w:ascii="Wingdings" w:hAnsi="Wingdings" w:hint="default"/>
+        <w:sz w:val="20"/>
+      </w:rPr>
+    </w:lvl>
+    <w:lvl w:ilvl="7" w:tentative="1">
+      <w:start w:val="1"/>
+      <w:numFmt w:val="bullet"/>
+      <w:lvlText w:val=""/>
+      <w:lvlJc w:val="left"/>
+      <w:pPr>
+        <w:tabs>
+          <w:tab w:val="num" w:pos="5760"/>
+        </w:tabs>
+        <w:ind w:left="5760" w:hanging="360"/>
+      </w:pPr>
+      <w:rPr>
+        <w:rFonts w:ascii="Wingdings" w:hAnsi="Wingdings" w:hint="default"/>
+        <w:sz w:val="20"/>
+      </w:rPr>
+    </w:lvl>
+    <w:lvl w:ilvl="8" w:tentative="1">
+      <w:start w:val="1"/>
+      <w:numFmt w:val="bullet"/>
+      <w:lvlText w:val=""/>
+      <w:lvlJc w:val="left"/>
+      <w:pPr>
+        <w:tabs>
+          <w:tab w:val="num" w:pos="6480"/>
+        </w:tabs>
+        <w:ind w:left="6480" w:hanging="360"/>
+      </w:pPr>
+      <w:rPr>
+        <w:rFonts w:ascii="Wingdings" w:hAnsi="Wingdings" w:hint="default"/>
+        <w:sz w:val="20"/>
+      </w:rPr>
+    </w:lvl>
+  </w:abstractNum>
+  <w:abstractNum w:abstractNumId="5" w15:restartNumberingAfterBreak="0">
+    <w:nsid w:val="2188067B"/>
+    <w:multiLevelType w:val="multilevel"/>
+    <w:tmpl w:val="874AAD06"/>
+    <w:lvl w:ilvl="0">
+      <w:start w:val="1"/>
+      <w:numFmt w:val="bullet"/>
+      <w:lvlText w:val=""/>
+      <w:lvlJc w:val="left"/>
+      <w:pPr>
+        <w:tabs>
+          <w:tab w:val="num" w:pos="720"/>
+        </w:tabs>
+        <w:ind w:left="720" w:hanging="360"/>
+      </w:pPr>
+      <w:rPr>
+        <w:rFonts w:ascii="Symbol" w:hAnsi="Symbol" w:hint="default"/>
+        <w:sz w:val="20"/>
+      </w:rPr>
+    </w:lvl>
+    <w:lvl w:ilvl="1" w:tentative="1">
+      <w:start w:val="1"/>
+      <w:numFmt w:val="bullet"/>
+      <w:lvlText w:val="o"/>
+      <w:lvlJc w:val="left"/>
+      <w:pPr>
+        <w:tabs>
+          <w:tab w:val="num" w:pos="1440"/>
+        </w:tabs>
+        <w:ind w:left="1440" w:hanging="360"/>
+      </w:pPr>
+      <w:rPr>
+        <w:rFonts w:ascii="Courier New" w:hAnsi="Courier New" w:hint="default"/>
+        <w:sz w:val="20"/>
+      </w:rPr>
+    </w:lvl>
+    <w:lvl w:ilvl="2" w:tentative="1">
+      <w:start w:val="1"/>
+      <w:numFmt w:val="bullet"/>
+      <w:lvlText w:val=""/>
+      <w:lvlJc w:val="left"/>
+      <w:pPr>
+        <w:tabs>
+          <w:tab w:val="num" w:pos="2160"/>
+        </w:tabs>
+        <w:ind w:left="2160" w:hanging="360"/>
+      </w:pPr>
+      <w:rPr>
+        <w:rFonts w:ascii="Wingdings" w:hAnsi="Wingdings" w:hint="default"/>
+        <w:sz w:val="20"/>
+      </w:rPr>
+    </w:lvl>
+    <w:lvl w:ilvl="3" w:tentative="1">
+      <w:start w:val="1"/>
+      <w:numFmt w:val="bullet"/>
+      <w:lvlText w:val=""/>
+      <w:lvlJc w:val="left"/>
+      <w:pPr>
+        <w:tabs>
+          <w:tab w:val="num" w:pos="2880"/>
+        </w:tabs>
+        <w:ind w:left="2880" w:hanging="360"/>
+      </w:pPr>
+      <w:rPr>
+        <w:rFonts w:ascii="Wingdings" w:hAnsi="Wingdings" w:hint="default"/>
+        <w:sz w:val="20"/>
+      </w:rPr>
+    </w:lvl>
+    <w:lvl w:ilvl="4" w:tentative="1">
+      <w:start w:val="1"/>
+      <w:numFmt w:val="bullet"/>
+      <w:lvlText w:val=""/>
+      <w:lvlJc w:val="left"/>
+      <w:pPr>
+        <w:tabs>
+          <w:tab w:val="num" w:pos="3600"/>
+        </w:tabs>
+        <w:ind w:left="3600" w:hanging="360"/>
+      </w:pPr>
+      <w:rPr>
+        <w:rFonts w:ascii="Wingdings" w:hAnsi="Wingdings" w:hint="default"/>
+        <w:sz w:val="20"/>
+      </w:rPr>
+    </w:lvl>
+    <w:lvl w:ilvl="5" w:tentative="1">
+      <w:start w:val="1"/>
+      <w:numFmt w:val="bullet"/>
+      <w:lvlText w:val=""/>
+      <w:lvlJc w:val="left"/>
+      <w:pPr>
+        <w:tabs>
+          <w:tab w:val="num" w:pos="4320"/>
+        </w:tabs>
+        <w:ind w:left="4320" w:hanging="360"/>
+      </w:pPr>
+      <w:rPr>
+        <w:rFonts w:ascii="Wingdings" w:hAnsi="Wingdings" w:hint="default"/>
+        <w:sz w:val="20"/>
+      </w:rPr>
+    </w:lvl>
+    <w:lvl w:ilvl="6" w:tentative="1">
+      <w:start w:val="1"/>
+      <w:numFmt w:val="bullet"/>
+      <w:lvlText w:val=""/>
+      <w:lvlJc w:val="left"/>
+      <w:pPr>
+        <w:tabs>
+          <w:tab w:val="num" w:pos="5040"/>
+        </w:tabs>
+        <w:ind w:left="5040" w:hanging="360"/>
+      </w:pPr>
+      <w:rPr>
+        <w:rFonts w:ascii="Wingdings" w:hAnsi="Wingdings" w:hint="default"/>
+        <w:sz w:val="20"/>
+      </w:rPr>
+    </w:lvl>
+    <w:lvl w:ilvl="7" w:tentative="1">
+      <w:start w:val="1"/>
+      <w:numFmt w:val="bullet"/>
+      <w:lvlText w:val=""/>
+      <w:lvlJc w:val="left"/>
+      <w:pPr>
+        <w:tabs>
+          <w:tab w:val="num" w:pos="5760"/>
+        </w:tabs>
+        <w:ind w:left="5760" w:hanging="360"/>
+      </w:pPr>
+      <w:rPr>
+        <w:rFonts w:ascii="Wingdings" w:hAnsi="Wingdings" w:hint="default"/>
+        <w:sz w:val="20"/>
+      </w:rPr>
+    </w:lvl>
+    <w:lvl w:ilvl="8" w:tentative="1">
+      <w:start w:val="1"/>
+      <w:numFmt w:val="bullet"/>
+      <w:lvlText w:val=""/>
+      <w:lvlJc w:val="left"/>
+      <w:pPr>
+        <w:tabs>
+          <w:tab w:val="num" w:pos="6480"/>
+        </w:tabs>
+        <w:ind w:left="6480" w:hanging="360"/>
+      </w:pPr>
+      <w:rPr>
+        <w:rFonts w:ascii="Wingdings" w:hAnsi="Wingdings" w:hint="default"/>
+        <w:sz w:val="20"/>
+      </w:rPr>
+    </w:lvl>
+  </w:abstractNum>
+  <w:abstractNum w:abstractNumId="6" w15:restartNumberingAfterBreak="0">
+    <w:nsid w:val="26A84417"/>
+    <w:multiLevelType w:val="multilevel"/>
+    <w:tmpl w:val="F68AB448"/>
+    <w:lvl w:ilvl="0">
+      <w:start w:val="1"/>
+      <w:numFmt w:val="bullet"/>
+      <w:lvlText w:val=""/>
+      <w:lvlJc w:val="left"/>
+      <w:pPr>
+        <w:tabs>
+          <w:tab w:val="num" w:pos="720"/>
+        </w:tabs>
+        <w:ind w:left="720" w:hanging="360"/>
+      </w:pPr>
+      <w:rPr>
+        <w:rFonts w:ascii="Symbol" w:hAnsi="Symbol" w:hint="default"/>
+        <w:sz w:val="20"/>
+      </w:rPr>
+    </w:lvl>
+    <w:lvl w:ilvl="1" w:tentative="1">
+      <w:start w:val="1"/>
+      <w:numFmt w:val="bullet"/>
+      <w:lvlText w:val="o"/>
+      <w:lvlJc w:val="left"/>
+      <w:pPr>
+        <w:tabs>
+          <w:tab w:val="num" w:pos="1440"/>
+        </w:tabs>
+        <w:ind w:left="1440" w:hanging="360"/>
+      </w:pPr>
+      <w:rPr>
+        <w:rFonts w:ascii="Courier New" w:hAnsi="Courier New" w:hint="default"/>
+        <w:sz w:val="20"/>
+      </w:rPr>
+    </w:lvl>
+    <w:lvl w:ilvl="2" w:tentative="1">
+      <w:start w:val="1"/>
+      <w:numFmt w:val="bullet"/>
+      <w:lvlText w:val=""/>
+      <w:lvlJc w:val="left"/>
+      <w:pPr>
+        <w:tabs>
+          <w:tab w:val="num" w:pos="2160"/>
+        </w:tabs>
+        <w:ind w:left="2160" w:hanging="360"/>
+      </w:pPr>
+      <w:rPr>
+        <w:rFonts w:ascii="Wingdings" w:hAnsi="Wingdings" w:hint="default"/>
+        <w:sz w:val="20"/>
+      </w:rPr>
+    </w:lvl>
+    <w:lvl w:ilvl="3" w:tentative="1">
+      <w:start w:val="1"/>
+      <w:numFmt w:val="bullet"/>
+      <w:lvlText w:val=""/>
+      <w:lvlJc w:val="left"/>
+      <w:pPr>
+        <w:tabs>
+          <w:tab w:val="num" w:pos="2880"/>
+        </w:tabs>
+        <w:ind w:left="2880" w:hanging="360"/>
+      </w:pPr>
+      <w:rPr>
+        <w:rFonts w:ascii="Wingdings" w:hAnsi="Wingdings" w:hint="default"/>
+        <w:sz w:val="20"/>
+      </w:rPr>
+    </w:lvl>
+    <w:lvl w:ilvl="4" w:tentative="1">
+      <w:start w:val="1"/>
+      <w:numFmt w:val="bullet"/>
+      <w:lvlText w:val=""/>
+      <w:lvlJc w:val="left"/>
+      <w:pPr>
+        <w:tabs>
+          <w:tab w:val="num" w:pos="3600"/>
+        </w:tabs>
+        <w:ind w:left="3600" w:hanging="360"/>
+      </w:pPr>
+      <w:rPr>
+        <w:rFonts w:ascii="Wingdings" w:hAnsi="Wingdings" w:hint="default"/>
+        <w:sz w:val="20"/>
+      </w:rPr>
+    </w:lvl>
+    <w:lvl w:ilvl="5" w:tentative="1">
+      <w:start w:val="1"/>
+      <w:numFmt w:val="bullet"/>
+      <w:lvlText w:val=""/>
+      <w:lvlJc w:val="left"/>
+      <w:pPr>
+        <w:tabs>
+          <w:tab w:val="num" w:pos="4320"/>
+        </w:tabs>
+        <w:ind w:left="4320" w:hanging="360"/>
+      </w:pPr>
+      <w:rPr>
+        <w:rFonts w:ascii="Wingdings" w:hAnsi="Wingdings" w:hint="default"/>
+        <w:sz w:val="20"/>
+      </w:rPr>
+    </w:lvl>
+    <w:lvl w:ilvl="6" w:tentative="1">
+      <w:start w:val="1"/>
+      <w:numFmt w:val="bullet"/>
+      <w:lvlText w:val=""/>
+      <w:lvlJc w:val="left"/>
+      <w:pPr>
+        <w:tabs>
+          <w:tab w:val="num" w:pos="5040"/>
+        </w:tabs>
+        <w:ind w:left="5040" w:hanging="360"/>
+      </w:pPr>
+      <w:rPr>
+        <w:rFonts w:ascii="Wingdings" w:hAnsi="Wingdings" w:hint="default"/>
+        <w:sz w:val="20"/>
+      </w:rPr>
+    </w:lvl>
+    <w:lvl w:ilvl="7" w:tentative="1">
+      <w:start w:val="1"/>
+      <w:numFmt w:val="bullet"/>
+      <w:lvlText w:val=""/>
+      <w:lvlJc w:val="left"/>
+      <w:pPr>
+        <w:tabs>
+          <w:tab w:val="num" w:pos="5760"/>
+        </w:tabs>
+        <w:ind w:left="5760" w:hanging="360"/>
+      </w:pPr>
+      <w:rPr>
+        <w:rFonts w:ascii="Wingdings" w:hAnsi="Wingdings" w:hint="default"/>
+        <w:sz w:val="20"/>
+      </w:rPr>
+    </w:lvl>
+    <w:lvl w:ilvl="8" w:tentative="1">
+      <w:start w:val="1"/>
+      <w:numFmt w:val="bullet"/>
+      <w:lvlText w:val=""/>
+      <w:lvlJc w:val="left"/>
+      <w:pPr>
+        <w:tabs>
+          <w:tab w:val="num" w:pos="6480"/>
+        </w:tabs>
+        <w:ind w:left="6480" w:hanging="360"/>
+      </w:pPr>
+      <w:rPr>
+        <w:rFonts w:ascii="Wingdings" w:hAnsi="Wingdings" w:hint="default"/>
+        <w:sz w:val="20"/>
+      </w:rPr>
+    </w:lvl>
+  </w:abstractNum>
+  <w:abstractNum w:abstractNumId="7" w15:restartNumberingAfterBreak="0">
     <w:nsid w:val="27134D5E"/>
     <w:multiLevelType w:val="hybridMultilevel"/>
     <w:tmpl w:val="CC9C09A2"/>
@@ -1364,20 +2095,467 @@
       </w:pPr>
     </w:lvl>
   </w:abstractNum>
-  <w:abstractNum w:abstractNumId="2" w15:restartNumberingAfterBreak="0">
+  <w:abstractNum w:abstractNumId="8" w15:restartNumberingAfterBreak="0">
+    <w:nsid w:val="273129EA"/>
+    <w:multiLevelType w:val="multilevel"/>
+    <w:tmpl w:val="57EA144A"/>
+    <w:lvl w:ilvl="0">
+      <w:start w:val="1"/>
+      <w:numFmt w:val="bullet"/>
+      <w:lvlText w:val=""/>
+      <w:lvlJc w:val="left"/>
+      <w:pPr>
+        <w:tabs>
+          <w:tab w:val="num" w:pos="720"/>
+        </w:tabs>
+        <w:ind w:left="720" w:hanging="360"/>
+      </w:pPr>
+      <w:rPr>
+        <w:rFonts w:ascii="Symbol" w:hAnsi="Symbol" w:hint="default"/>
+        <w:sz w:val="20"/>
+      </w:rPr>
+    </w:lvl>
+    <w:lvl w:ilvl="1" w:tentative="1">
+      <w:start w:val="1"/>
+      <w:numFmt w:val="bullet"/>
+      <w:lvlText w:val="o"/>
+      <w:lvlJc w:val="left"/>
+      <w:pPr>
+        <w:tabs>
+          <w:tab w:val="num" w:pos="1440"/>
+        </w:tabs>
+        <w:ind w:left="1440" w:hanging="360"/>
+      </w:pPr>
+      <w:rPr>
+        <w:rFonts w:ascii="Courier New" w:hAnsi="Courier New" w:hint="default"/>
+        <w:sz w:val="20"/>
+      </w:rPr>
+    </w:lvl>
+    <w:lvl w:ilvl="2" w:tentative="1">
+      <w:start w:val="1"/>
+      <w:numFmt w:val="bullet"/>
+      <w:lvlText w:val=""/>
+      <w:lvlJc w:val="left"/>
+      <w:pPr>
+        <w:tabs>
+          <w:tab w:val="num" w:pos="2160"/>
+        </w:tabs>
+        <w:ind w:left="2160" w:hanging="360"/>
+      </w:pPr>
+      <w:rPr>
+        <w:rFonts w:ascii="Wingdings" w:hAnsi="Wingdings" w:hint="default"/>
+        <w:sz w:val="20"/>
+      </w:rPr>
+    </w:lvl>
+    <w:lvl w:ilvl="3" w:tentative="1">
+      <w:start w:val="1"/>
+      <w:numFmt w:val="bullet"/>
+      <w:lvlText w:val=""/>
+      <w:lvlJc w:val="left"/>
+      <w:pPr>
+        <w:tabs>
+          <w:tab w:val="num" w:pos="2880"/>
+        </w:tabs>
+        <w:ind w:left="2880" w:hanging="360"/>
+      </w:pPr>
+      <w:rPr>
+        <w:rFonts w:ascii="Wingdings" w:hAnsi="Wingdings" w:hint="default"/>
+        <w:sz w:val="20"/>
+      </w:rPr>
+    </w:lvl>
+    <w:lvl w:ilvl="4" w:tentative="1">
+      <w:start w:val="1"/>
+      <w:numFmt w:val="bullet"/>
+      <w:lvlText w:val=""/>
+      <w:lvlJc w:val="left"/>
+      <w:pPr>
+        <w:tabs>
+          <w:tab w:val="num" w:pos="3600"/>
+        </w:tabs>
+        <w:ind w:left="3600" w:hanging="360"/>
+      </w:pPr>
+      <w:rPr>
+        <w:rFonts w:ascii="Wingdings" w:hAnsi="Wingdings" w:hint="default"/>
+        <w:sz w:val="20"/>
+      </w:rPr>
+    </w:lvl>
+    <w:lvl w:ilvl="5" w:tentative="1">
+      <w:start w:val="1"/>
+      <w:numFmt w:val="bullet"/>
+      <w:lvlText w:val=""/>
+      <w:lvlJc w:val="left"/>
+      <w:pPr>
+        <w:tabs>
+          <w:tab w:val="num" w:pos="4320"/>
+        </w:tabs>
+        <w:ind w:left="4320" w:hanging="360"/>
+      </w:pPr>
+      <w:rPr>
+        <w:rFonts w:ascii="Wingdings" w:hAnsi="Wingdings" w:hint="default"/>
+        <w:sz w:val="20"/>
+      </w:rPr>
+    </w:lvl>
+    <w:lvl w:ilvl="6" w:tentative="1">
+      <w:start w:val="1"/>
+      <w:numFmt w:val="bullet"/>
+      <w:lvlText w:val=""/>
+      <w:lvlJc w:val="left"/>
+      <w:pPr>
+        <w:tabs>
+          <w:tab w:val="num" w:pos="5040"/>
+        </w:tabs>
+        <w:ind w:left="5040" w:hanging="360"/>
+      </w:pPr>
+      <w:rPr>
+        <w:rFonts w:ascii="Wingdings" w:hAnsi="Wingdings" w:hint="default"/>
+        <w:sz w:val="20"/>
+      </w:rPr>
+    </w:lvl>
+    <w:lvl w:ilvl="7" w:tentative="1">
+      <w:start w:val="1"/>
+      <w:numFmt w:val="bullet"/>
+      <w:lvlText w:val=""/>
+      <w:lvlJc w:val="left"/>
+      <w:pPr>
+        <w:tabs>
+          <w:tab w:val="num" w:pos="5760"/>
+        </w:tabs>
+        <w:ind w:left="5760" w:hanging="360"/>
+      </w:pPr>
+      <w:rPr>
+        <w:rFonts w:ascii="Wingdings" w:hAnsi="Wingdings" w:hint="default"/>
+        <w:sz w:val="20"/>
+      </w:rPr>
+    </w:lvl>
+    <w:lvl w:ilvl="8" w:tentative="1">
+      <w:start w:val="1"/>
+      <w:numFmt w:val="bullet"/>
+      <w:lvlText w:val=""/>
+      <w:lvlJc w:val="left"/>
+      <w:pPr>
+        <w:tabs>
+          <w:tab w:val="num" w:pos="6480"/>
+        </w:tabs>
+        <w:ind w:left="6480" w:hanging="360"/>
+      </w:pPr>
+      <w:rPr>
+        <w:rFonts w:ascii="Wingdings" w:hAnsi="Wingdings" w:hint="default"/>
+        <w:sz w:val="20"/>
+      </w:rPr>
+    </w:lvl>
+  </w:abstractNum>
+  <w:abstractNum w:abstractNumId="9" w15:restartNumberingAfterBreak="0">
+    <w:nsid w:val="29142F2C"/>
+    <w:multiLevelType w:val="multilevel"/>
+    <w:tmpl w:val="B70A8EE8"/>
+    <w:lvl w:ilvl="0">
+      <w:start w:val="1"/>
+      <w:numFmt w:val="bullet"/>
+      <w:lvlText w:val=""/>
+      <w:lvlJc w:val="left"/>
+      <w:pPr>
+        <w:tabs>
+          <w:tab w:val="num" w:pos="720"/>
+        </w:tabs>
+        <w:ind w:left="720" w:hanging="360"/>
+      </w:pPr>
+      <w:rPr>
+        <w:rFonts w:ascii="Symbol" w:hAnsi="Symbol" w:hint="default"/>
+        <w:sz w:val="20"/>
+      </w:rPr>
+    </w:lvl>
+    <w:lvl w:ilvl="1" w:tentative="1">
+      <w:start w:val="1"/>
+      <w:numFmt w:val="bullet"/>
+      <w:lvlText w:val="o"/>
+      <w:lvlJc w:val="left"/>
+      <w:pPr>
+        <w:tabs>
+          <w:tab w:val="num" w:pos="1440"/>
+        </w:tabs>
+        <w:ind w:left="1440" w:hanging="360"/>
+      </w:pPr>
+      <w:rPr>
+        <w:rFonts w:ascii="Courier New" w:hAnsi="Courier New" w:hint="default"/>
+        <w:sz w:val="20"/>
+      </w:rPr>
+    </w:lvl>
+    <w:lvl w:ilvl="2" w:tentative="1">
+      <w:start w:val="1"/>
+      <w:numFmt w:val="bullet"/>
+      <w:lvlText w:val=""/>
+      <w:lvlJc w:val="left"/>
+      <w:pPr>
+        <w:tabs>
+          <w:tab w:val="num" w:pos="2160"/>
+        </w:tabs>
+        <w:ind w:left="2160" w:hanging="360"/>
+      </w:pPr>
+      <w:rPr>
+        <w:rFonts w:ascii="Wingdings" w:hAnsi="Wingdings" w:hint="default"/>
+        <w:sz w:val="20"/>
+      </w:rPr>
+    </w:lvl>
+    <w:lvl w:ilvl="3" w:tentative="1">
+      <w:start w:val="1"/>
+      <w:numFmt w:val="bullet"/>
+      <w:lvlText w:val=""/>
+      <w:lvlJc w:val="left"/>
+      <w:pPr>
+        <w:tabs>
+          <w:tab w:val="num" w:pos="2880"/>
+        </w:tabs>
+        <w:ind w:left="2880" w:hanging="360"/>
+      </w:pPr>
+      <w:rPr>
+        <w:rFonts w:ascii="Wingdings" w:hAnsi="Wingdings" w:hint="default"/>
+        <w:sz w:val="20"/>
+      </w:rPr>
+    </w:lvl>
+    <w:lvl w:ilvl="4" w:tentative="1">
+      <w:start w:val="1"/>
+      <w:numFmt w:val="bullet"/>
+      <w:lvlText w:val=""/>
+      <w:lvlJc w:val="left"/>
+      <w:pPr>
+        <w:tabs>
+          <w:tab w:val="num" w:pos="3600"/>
+        </w:tabs>
+        <w:ind w:left="3600" w:hanging="360"/>
+      </w:pPr>
+      <w:rPr>
+        <w:rFonts w:ascii="Wingdings" w:hAnsi="Wingdings" w:hint="default"/>
+        <w:sz w:val="20"/>
+      </w:rPr>
+    </w:lvl>
+    <w:lvl w:ilvl="5" w:tentative="1">
+      <w:start w:val="1"/>
+      <w:numFmt w:val="bullet"/>
+      <w:lvlText w:val=""/>
+      <w:lvlJc w:val="left"/>
+      <w:pPr>
+        <w:tabs>
+          <w:tab w:val="num" w:pos="4320"/>
+        </w:tabs>
+        <w:ind w:left="4320" w:hanging="360"/>
+      </w:pPr>
+      <w:rPr>
+        <w:rFonts w:ascii="Wingdings" w:hAnsi="Wingdings" w:hint="default"/>
+        <w:sz w:val="20"/>
+      </w:rPr>
+    </w:lvl>
+    <w:lvl w:ilvl="6" w:tentative="1">
+      <w:start w:val="1"/>
+      <w:numFmt w:val="bullet"/>
+      <w:lvlText w:val=""/>
+      <w:lvlJc w:val="left"/>
+      <w:pPr>
+        <w:tabs>
+          <w:tab w:val="num" w:pos="5040"/>
+        </w:tabs>
+        <w:ind w:left="5040" w:hanging="360"/>
+      </w:pPr>
+      <w:rPr>
+        <w:rFonts w:ascii="Wingdings" w:hAnsi="Wingdings" w:hint="default"/>
+        <w:sz w:val="20"/>
+      </w:rPr>
+    </w:lvl>
+    <w:lvl w:ilvl="7" w:tentative="1">
+      <w:start w:val="1"/>
+      <w:numFmt w:val="bullet"/>
+      <w:lvlText w:val=""/>
+      <w:lvlJc w:val="left"/>
+      <w:pPr>
+        <w:tabs>
+          <w:tab w:val="num" w:pos="5760"/>
+        </w:tabs>
+        <w:ind w:left="5760" w:hanging="360"/>
+      </w:pPr>
+      <w:rPr>
+        <w:rFonts w:ascii="Wingdings" w:hAnsi="Wingdings" w:hint="default"/>
+        <w:sz w:val="20"/>
+      </w:rPr>
+    </w:lvl>
+    <w:lvl w:ilvl="8" w:tentative="1">
+      <w:start w:val="1"/>
+      <w:numFmt w:val="bullet"/>
+      <w:lvlText w:val=""/>
+      <w:lvlJc w:val="left"/>
+      <w:pPr>
+        <w:tabs>
+          <w:tab w:val="num" w:pos="6480"/>
+        </w:tabs>
+        <w:ind w:left="6480" w:hanging="360"/>
+      </w:pPr>
+      <w:rPr>
+        <w:rFonts w:ascii="Wingdings" w:hAnsi="Wingdings" w:hint="default"/>
+        <w:sz w:val="20"/>
+      </w:rPr>
+    </w:lvl>
+  </w:abstractNum>
+  <w:abstractNum w:abstractNumId="10" w15:restartNumberingAfterBreak="0">
+    <w:nsid w:val="2A955671"/>
+    <w:multiLevelType w:val="multilevel"/>
+    <w:tmpl w:val="EC2C123A"/>
+    <w:lvl w:ilvl="0">
+      <w:start w:val="1"/>
+      <w:numFmt w:val="bullet"/>
+      <w:lvlText w:val=""/>
+      <w:lvlJc w:val="left"/>
+      <w:pPr>
+        <w:tabs>
+          <w:tab w:val="num" w:pos="720"/>
+        </w:tabs>
+        <w:ind w:left="720" w:hanging="360"/>
+      </w:pPr>
+      <w:rPr>
+        <w:rFonts w:ascii="Symbol" w:hAnsi="Symbol" w:hint="default"/>
+        <w:sz w:val="20"/>
+      </w:rPr>
+    </w:lvl>
+    <w:lvl w:ilvl="1" w:tentative="1">
+      <w:start w:val="1"/>
+      <w:numFmt w:val="bullet"/>
+      <w:lvlText w:val="o"/>
+      <w:lvlJc w:val="left"/>
+      <w:pPr>
+        <w:tabs>
+          <w:tab w:val="num" w:pos="1440"/>
+        </w:tabs>
+        <w:ind w:left="1440" w:hanging="360"/>
+      </w:pPr>
+      <w:rPr>
+        <w:rFonts w:ascii="Courier New" w:hAnsi="Courier New" w:hint="default"/>
+        <w:sz w:val="20"/>
+      </w:rPr>
+    </w:lvl>
+    <w:lvl w:ilvl="2" w:tentative="1">
+      <w:start w:val="1"/>
+      <w:numFmt w:val="bullet"/>
+      <w:lvlText w:val=""/>
+      <w:lvlJc w:val="left"/>
+      <w:pPr>
+        <w:tabs>
+          <w:tab w:val="num" w:pos="2160"/>
+        </w:tabs>
+        <w:ind w:left="2160" w:hanging="360"/>
+      </w:pPr>
+      <w:rPr>
+        <w:rFonts w:ascii="Wingdings" w:hAnsi="Wingdings" w:hint="default"/>
+        <w:sz w:val="20"/>
+      </w:rPr>
+    </w:lvl>
+    <w:lvl w:ilvl="3" w:tentative="1">
+      <w:start w:val="1"/>
+      <w:numFmt w:val="bullet"/>
+      <w:lvlText w:val=""/>
+      <w:lvlJc w:val="left"/>
+      <w:pPr>
+        <w:tabs>
+          <w:tab w:val="num" w:pos="2880"/>
+        </w:tabs>
+        <w:ind w:left="2880" w:hanging="360"/>
+      </w:pPr>
+      <w:rPr>
+        <w:rFonts w:ascii="Wingdings" w:hAnsi="Wingdings" w:hint="default"/>
+        <w:sz w:val="20"/>
+      </w:rPr>
+    </w:lvl>
+    <w:lvl w:ilvl="4" w:tentative="1">
+      <w:start w:val="1"/>
+      <w:numFmt w:val="bullet"/>
+      <w:lvlText w:val=""/>
+      <w:lvlJc w:val="left"/>
+      <w:pPr>
+        <w:tabs>
+          <w:tab w:val="num" w:pos="3600"/>
+        </w:tabs>
+        <w:ind w:left="3600" w:hanging="360"/>
+      </w:pPr>
+      <w:rPr>
+        <w:rFonts w:ascii="Wingdings" w:hAnsi="Wingdings" w:hint="default"/>
+        <w:sz w:val="20"/>
+      </w:rPr>
+    </w:lvl>
+    <w:lvl w:ilvl="5" w:tentative="1">
+      <w:start w:val="1"/>
+      <w:numFmt w:val="bullet"/>
+      <w:lvlText w:val=""/>
+      <w:lvlJc w:val="left"/>
+      <w:pPr>
+        <w:tabs>
+          <w:tab w:val="num" w:pos="4320"/>
+        </w:tabs>
+        <w:ind w:left="4320" w:hanging="360"/>
+      </w:pPr>
+      <w:rPr>
+        <w:rFonts w:ascii="Wingdings" w:hAnsi="Wingdings" w:hint="default"/>
+        <w:sz w:val="20"/>
+      </w:rPr>
+    </w:lvl>
+    <w:lvl w:ilvl="6" w:tentative="1">
+      <w:start w:val="1"/>
+      <w:numFmt w:val="bullet"/>
+      <w:lvlText w:val=""/>
+      <w:lvlJc w:val="left"/>
+      <w:pPr>
+        <w:tabs>
+          <w:tab w:val="num" w:pos="5040"/>
+        </w:tabs>
+        <w:ind w:left="5040" w:hanging="360"/>
+      </w:pPr>
+      <w:rPr>
+        <w:rFonts w:ascii="Wingdings" w:hAnsi="Wingdings" w:hint="default"/>
+        <w:sz w:val="20"/>
+      </w:rPr>
+    </w:lvl>
+    <w:lvl w:ilvl="7" w:tentative="1">
+      <w:start w:val="1"/>
+      <w:numFmt w:val="bullet"/>
+      <w:lvlText w:val=""/>
+      <w:lvlJc w:val="left"/>
+      <w:pPr>
+        <w:tabs>
+          <w:tab w:val="num" w:pos="5760"/>
+        </w:tabs>
+        <w:ind w:left="5760" w:hanging="360"/>
+      </w:pPr>
+      <w:rPr>
+        <w:rFonts w:ascii="Wingdings" w:hAnsi="Wingdings" w:hint="default"/>
+        <w:sz w:val="20"/>
+      </w:rPr>
+    </w:lvl>
+    <w:lvl w:ilvl="8" w:tentative="1">
+      <w:start w:val="1"/>
+      <w:numFmt w:val="bullet"/>
+      <w:lvlText w:val=""/>
+      <w:lvlJc w:val="left"/>
+      <w:pPr>
+        <w:tabs>
+          <w:tab w:val="num" w:pos="6480"/>
+        </w:tabs>
+        <w:ind w:left="6480" w:hanging="360"/>
+      </w:pPr>
+      <w:rPr>
+        <w:rFonts w:ascii="Wingdings" w:hAnsi="Wingdings" w:hint="default"/>
+        <w:sz w:val="20"/>
+      </w:rPr>
+    </w:lvl>
+  </w:abstractNum>
+  <w:abstractNum w:abstractNumId="11" w15:restartNumberingAfterBreak="0">
     <w:nsid w:val="2E6634DF"/>
     <w:multiLevelType w:val="hybridMultilevel"/>
-    <w:tmpl w:val="5096F2AE"/>
-    <w:lvl w:ilvl="0" w:tplc="1000000F">
-      <w:start w:val="1"/>
-      <w:numFmt w:val="decimal"/>
+    <w:tmpl w:val="0FEC45F6"/>
+    <w:lvl w:ilvl="0" w:tplc="39FE5850">
+      <w:start w:val="1"/>
+      <w:numFmt w:val="lowerLetter"/>
       <w:lvlText w:val="%1."/>
       <w:lvlJc w:val="left"/>
       <w:pPr>
         <w:ind w:left="720" w:hanging="360"/>
       </w:pPr>
       <w:rPr>
-        <w:rFonts w:hint="default"/>
+        <w:rFonts w:ascii="Calibri" w:eastAsia="Calibri" w:hAnsi="Calibri" w:cs="Calibri"/>
       </w:rPr>
     </w:lvl>
     <w:lvl w:ilvl="1" w:tplc="10000019" w:tentative="1">
@@ -1453,7 +2631,156 @@
       </w:pPr>
     </w:lvl>
   </w:abstractNum>
-  <w:abstractNum w:abstractNumId="3" w15:restartNumberingAfterBreak="0">
+  <w:abstractNum w:abstractNumId="12" w15:restartNumberingAfterBreak="0">
+    <w:nsid w:val="2ED42D41"/>
+    <w:multiLevelType w:val="multilevel"/>
+    <w:tmpl w:val="7FCC2B96"/>
+    <w:lvl w:ilvl="0">
+      <w:start w:val="1"/>
+      <w:numFmt w:val="bullet"/>
+      <w:lvlText w:val=""/>
+      <w:lvlJc w:val="left"/>
+      <w:pPr>
+        <w:tabs>
+          <w:tab w:val="num" w:pos="720"/>
+        </w:tabs>
+        <w:ind w:left="720" w:hanging="360"/>
+      </w:pPr>
+      <w:rPr>
+        <w:rFonts w:ascii="Symbol" w:hAnsi="Symbol" w:hint="default"/>
+        <w:sz w:val="20"/>
+      </w:rPr>
+    </w:lvl>
+    <w:lvl w:ilvl="1" w:tentative="1">
+      <w:start w:val="1"/>
+      <w:numFmt w:val="bullet"/>
+      <w:lvlText w:val="o"/>
+      <w:lvlJc w:val="left"/>
+      <w:pPr>
+        <w:tabs>
+          <w:tab w:val="num" w:pos="1440"/>
+        </w:tabs>
+        <w:ind w:left="1440" w:hanging="360"/>
+      </w:pPr>
+      <w:rPr>
+        <w:rFonts w:ascii="Courier New" w:hAnsi="Courier New" w:hint="default"/>
+        <w:sz w:val="20"/>
+      </w:rPr>
+    </w:lvl>
+    <w:lvl w:ilvl="2" w:tentative="1">
+      <w:start w:val="1"/>
+      <w:numFmt w:val="bullet"/>
+      <w:lvlText w:val=""/>
+      <w:lvlJc w:val="left"/>
+      <w:pPr>
+        <w:tabs>
+          <w:tab w:val="num" w:pos="2160"/>
+        </w:tabs>
+        <w:ind w:left="2160" w:hanging="360"/>
+      </w:pPr>
+      <w:rPr>
+        <w:rFonts w:ascii="Wingdings" w:hAnsi="Wingdings" w:hint="default"/>
+        <w:sz w:val="20"/>
+      </w:rPr>
+    </w:lvl>
+    <w:lvl w:ilvl="3" w:tentative="1">
+      <w:start w:val="1"/>
+      <w:numFmt w:val="bullet"/>
+      <w:lvlText w:val=""/>
+      <w:lvlJc w:val="left"/>
+      <w:pPr>
+        <w:tabs>
+          <w:tab w:val="num" w:pos="2880"/>
+        </w:tabs>
+        <w:ind w:left="2880" w:hanging="360"/>
+      </w:pPr>
+      <w:rPr>
+        <w:rFonts w:ascii="Wingdings" w:hAnsi="Wingdings" w:hint="default"/>
+        <w:sz w:val="20"/>
+      </w:rPr>
+    </w:lvl>
+    <w:lvl w:ilvl="4" w:tentative="1">
+      <w:start w:val="1"/>
+      <w:numFmt w:val="bullet"/>
+      <w:lvlText w:val=""/>
+      <w:lvlJc w:val="left"/>
+      <w:pPr>
+        <w:tabs>
+          <w:tab w:val="num" w:pos="3600"/>
+        </w:tabs>
+        <w:ind w:left="3600" w:hanging="360"/>
+      </w:pPr>
+      <w:rPr>
+        <w:rFonts w:ascii="Wingdings" w:hAnsi="Wingdings" w:hint="default"/>
+        <w:sz w:val="20"/>
+      </w:rPr>
+    </w:lvl>
+    <w:lvl w:ilvl="5" w:tentative="1">
+      <w:start w:val="1"/>
+      <w:numFmt w:val="bullet"/>
+      <w:lvlText w:val=""/>
+      <w:lvlJc w:val="left"/>
+      <w:pPr>
+        <w:tabs>
+          <w:tab w:val="num" w:pos="4320"/>
+        </w:tabs>
+        <w:ind w:left="4320" w:hanging="360"/>
+      </w:pPr>
+      <w:rPr>
+        <w:rFonts w:ascii="Wingdings" w:hAnsi="Wingdings" w:hint="default"/>
+        <w:sz w:val="20"/>
+      </w:rPr>
+    </w:lvl>
+    <w:lvl w:ilvl="6" w:tentative="1">
+      <w:start w:val="1"/>
+      <w:numFmt w:val="bullet"/>
+      <w:lvlText w:val=""/>
+      <w:lvlJc w:val="left"/>
+      <w:pPr>
+        <w:tabs>
+          <w:tab w:val="num" w:pos="5040"/>
+        </w:tabs>
+        <w:ind w:left="5040" w:hanging="360"/>
+      </w:pPr>
+      <w:rPr>
+        <w:rFonts w:ascii="Wingdings" w:hAnsi="Wingdings" w:hint="default"/>
+        <w:sz w:val="20"/>
+      </w:rPr>
+    </w:lvl>
+    <w:lvl w:ilvl="7" w:tentative="1">
+      <w:start w:val="1"/>
+      <w:numFmt w:val="bullet"/>
+      <w:lvlText w:val=""/>
+      <w:lvlJc w:val="left"/>
+      <w:pPr>
+        <w:tabs>
+          <w:tab w:val="num" w:pos="5760"/>
+        </w:tabs>
+        <w:ind w:left="5760" w:hanging="360"/>
+      </w:pPr>
+      <w:rPr>
+        <w:rFonts w:ascii="Wingdings" w:hAnsi="Wingdings" w:hint="default"/>
+        <w:sz w:val="20"/>
+      </w:rPr>
+    </w:lvl>
+    <w:lvl w:ilvl="8" w:tentative="1">
+      <w:start w:val="1"/>
+      <w:numFmt w:val="bullet"/>
+      <w:lvlText w:val=""/>
+      <w:lvlJc w:val="left"/>
+      <w:pPr>
+        <w:tabs>
+          <w:tab w:val="num" w:pos="6480"/>
+        </w:tabs>
+        <w:ind w:left="6480" w:hanging="360"/>
+      </w:pPr>
+      <w:rPr>
+        <w:rFonts w:ascii="Wingdings" w:hAnsi="Wingdings" w:hint="default"/>
+        <w:sz w:val="20"/>
+      </w:rPr>
+    </w:lvl>
+  </w:abstractNum>
+  <w:abstractNum w:abstractNumId="13" w15:restartNumberingAfterBreak="0">
     <w:nsid w:val="302527AE"/>
     <w:multiLevelType w:val="hybridMultilevel"/>
     <w:tmpl w:val="D0840F38"/>
@@ -1539,7 +2866,1199 @@
       </w:pPr>
     </w:lvl>
   </w:abstractNum>
-  <w:abstractNum w:abstractNumId="4" w15:restartNumberingAfterBreak="0">
+  <w:abstractNum w:abstractNumId="14" w15:restartNumberingAfterBreak="0">
+    <w:nsid w:val="333B1EE9"/>
+    <w:multiLevelType w:val="multilevel"/>
+    <w:tmpl w:val="2EDAB4C4"/>
+    <w:lvl w:ilvl="0">
+      <w:start w:val="1"/>
+      <w:numFmt w:val="bullet"/>
+      <w:lvlText w:val=""/>
+      <w:lvlJc w:val="left"/>
+      <w:pPr>
+        <w:tabs>
+          <w:tab w:val="num" w:pos="720"/>
+        </w:tabs>
+        <w:ind w:left="720" w:hanging="360"/>
+      </w:pPr>
+      <w:rPr>
+        <w:rFonts w:ascii="Symbol" w:hAnsi="Symbol" w:hint="default"/>
+        <w:sz w:val="20"/>
+      </w:rPr>
+    </w:lvl>
+    <w:lvl w:ilvl="1" w:tentative="1">
+      <w:start w:val="1"/>
+      <w:numFmt w:val="bullet"/>
+      <w:lvlText w:val="o"/>
+      <w:lvlJc w:val="left"/>
+      <w:pPr>
+        <w:tabs>
+          <w:tab w:val="num" w:pos="1440"/>
+        </w:tabs>
+        <w:ind w:left="1440" w:hanging="360"/>
+      </w:pPr>
+      <w:rPr>
+        <w:rFonts w:ascii="Courier New" w:hAnsi="Courier New" w:hint="default"/>
+        <w:sz w:val="20"/>
+      </w:rPr>
+    </w:lvl>
+    <w:lvl w:ilvl="2" w:tentative="1">
+      <w:start w:val="1"/>
+      <w:numFmt w:val="bullet"/>
+      <w:lvlText w:val=""/>
+      <w:lvlJc w:val="left"/>
+      <w:pPr>
+        <w:tabs>
+          <w:tab w:val="num" w:pos="2160"/>
+        </w:tabs>
+        <w:ind w:left="2160" w:hanging="360"/>
+      </w:pPr>
+      <w:rPr>
+        <w:rFonts w:ascii="Wingdings" w:hAnsi="Wingdings" w:hint="default"/>
+        <w:sz w:val="20"/>
+      </w:rPr>
+    </w:lvl>
+    <w:lvl w:ilvl="3" w:tentative="1">
+      <w:start w:val="1"/>
+      <w:numFmt w:val="bullet"/>
+      <w:lvlText w:val=""/>
+      <w:lvlJc w:val="left"/>
+      <w:pPr>
+        <w:tabs>
+          <w:tab w:val="num" w:pos="2880"/>
+        </w:tabs>
+        <w:ind w:left="2880" w:hanging="360"/>
+      </w:pPr>
+      <w:rPr>
+        <w:rFonts w:ascii="Wingdings" w:hAnsi="Wingdings" w:hint="default"/>
+        <w:sz w:val="20"/>
+      </w:rPr>
+    </w:lvl>
+    <w:lvl w:ilvl="4" w:tentative="1">
+      <w:start w:val="1"/>
+      <w:numFmt w:val="bullet"/>
+      <w:lvlText w:val=""/>
+      <w:lvlJc w:val="left"/>
+      <w:pPr>
+        <w:tabs>
+          <w:tab w:val="num" w:pos="3600"/>
+        </w:tabs>
+        <w:ind w:left="3600" w:hanging="360"/>
+      </w:pPr>
+      <w:rPr>
+        <w:rFonts w:ascii="Wingdings" w:hAnsi="Wingdings" w:hint="default"/>
+        <w:sz w:val="20"/>
+      </w:rPr>
+    </w:lvl>
+    <w:lvl w:ilvl="5" w:tentative="1">
+      <w:start w:val="1"/>
+      <w:numFmt w:val="bullet"/>
+      <w:lvlText w:val=""/>
+      <w:lvlJc w:val="left"/>
+      <w:pPr>
+        <w:tabs>
+          <w:tab w:val="num" w:pos="4320"/>
+        </w:tabs>
+        <w:ind w:left="4320" w:hanging="360"/>
+      </w:pPr>
+      <w:rPr>
+        <w:rFonts w:ascii="Wingdings" w:hAnsi="Wingdings" w:hint="default"/>
+        <w:sz w:val="20"/>
+      </w:rPr>
+    </w:lvl>
+    <w:lvl w:ilvl="6" w:tentative="1">
+      <w:start w:val="1"/>
+      <w:numFmt w:val="bullet"/>
+      <w:lvlText w:val=""/>
+      <w:lvlJc w:val="left"/>
+      <w:pPr>
+        <w:tabs>
+          <w:tab w:val="num" w:pos="5040"/>
+        </w:tabs>
+        <w:ind w:left="5040" w:hanging="360"/>
+      </w:pPr>
+      <w:rPr>
+        <w:rFonts w:ascii="Wingdings" w:hAnsi="Wingdings" w:hint="default"/>
+        <w:sz w:val="20"/>
+      </w:rPr>
+    </w:lvl>
+    <w:lvl w:ilvl="7" w:tentative="1">
+      <w:start w:val="1"/>
+      <w:numFmt w:val="bullet"/>
+      <w:lvlText w:val=""/>
+      <w:lvlJc w:val="left"/>
+      <w:pPr>
+        <w:tabs>
+          <w:tab w:val="num" w:pos="5760"/>
+        </w:tabs>
+        <w:ind w:left="5760" w:hanging="360"/>
+      </w:pPr>
+      <w:rPr>
+        <w:rFonts w:ascii="Wingdings" w:hAnsi="Wingdings" w:hint="default"/>
+        <w:sz w:val="20"/>
+      </w:rPr>
+    </w:lvl>
+    <w:lvl w:ilvl="8" w:tentative="1">
+      <w:start w:val="1"/>
+      <w:numFmt w:val="bullet"/>
+      <w:lvlText w:val=""/>
+      <w:lvlJc w:val="left"/>
+      <w:pPr>
+        <w:tabs>
+          <w:tab w:val="num" w:pos="6480"/>
+        </w:tabs>
+        <w:ind w:left="6480" w:hanging="360"/>
+      </w:pPr>
+      <w:rPr>
+        <w:rFonts w:ascii="Wingdings" w:hAnsi="Wingdings" w:hint="default"/>
+        <w:sz w:val="20"/>
+      </w:rPr>
+    </w:lvl>
+  </w:abstractNum>
+  <w:abstractNum w:abstractNumId="15" w15:restartNumberingAfterBreak="0">
+    <w:nsid w:val="3AB45094"/>
+    <w:multiLevelType w:val="multilevel"/>
+    <w:tmpl w:val="23526FF4"/>
+    <w:lvl w:ilvl="0">
+      <w:start w:val="1"/>
+      <w:numFmt w:val="bullet"/>
+      <w:lvlText w:val=""/>
+      <w:lvlJc w:val="left"/>
+      <w:pPr>
+        <w:tabs>
+          <w:tab w:val="num" w:pos="720"/>
+        </w:tabs>
+        <w:ind w:left="720" w:hanging="360"/>
+      </w:pPr>
+      <w:rPr>
+        <w:rFonts w:ascii="Symbol" w:hAnsi="Symbol" w:hint="default"/>
+        <w:sz w:val="20"/>
+      </w:rPr>
+    </w:lvl>
+    <w:lvl w:ilvl="1" w:tentative="1">
+      <w:start w:val="1"/>
+      <w:numFmt w:val="bullet"/>
+      <w:lvlText w:val="o"/>
+      <w:lvlJc w:val="left"/>
+      <w:pPr>
+        <w:tabs>
+          <w:tab w:val="num" w:pos="1440"/>
+        </w:tabs>
+        <w:ind w:left="1440" w:hanging="360"/>
+      </w:pPr>
+      <w:rPr>
+        <w:rFonts w:ascii="Courier New" w:hAnsi="Courier New" w:hint="default"/>
+        <w:sz w:val="20"/>
+      </w:rPr>
+    </w:lvl>
+    <w:lvl w:ilvl="2" w:tentative="1">
+      <w:start w:val="1"/>
+      <w:numFmt w:val="bullet"/>
+      <w:lvlText w:val=""/>
+      <w:lvlJc w:val="left"/>
+      <w:pPr>
+        <w:tabs>
+          <w:tab w:val="num" w:pos="2160"/>
+        </w:tabs>
+        <w:ind w:left="2160" w:hanging="360"/>
+      </w:pPr>
+      <w:rPr>
+        <w:rFonts w:ascii="Wingdings" w:hAnsi="Wingdings" w:hint="default"/>
+        <w:sz w:val="20"/>
+      </w:rPr>
+    </w:lvl>
+    <w:lvl w:ilvl="3" w:tentative="1">
+      <w:start w:val="1"/>
+      <w:numFmt w:val="bullet"/>
+      <w:lvlText w:val=""/>
+      <w:lvlJc w:val="left"/>
+      <w:pPr>
+        <w:tabs>
+          <w:tab w:val="num" w:pos="2880"/>
+        </w:tabs>
+        <w:ind w:left="2880" w:hanging="360"/>
+      </w:pPr>
+      <w:rPr>
+        <w:rFonts w:ascii="Wingdings" w:hAnsi="Wingdings" w:hint="default"/>
+        <w:sz w:val="20"/>
+      </w:rPr>
+    </w:lvl>
+    <w:lvl w:ilvl="4" w:tentative="1">
+      <w:start w:val="1"/>
+      <w:numFmt w:val="bullet"/>
+      <w:lvlText w:val=""/>
+      <w:lvlJc w:val="left"/>
+      <w:pPr>
+        <w:tabs>
+          <w:tab w:val="num" w:pos="3600"/>
+        </w:tabs>
+        <w:ind w:left="3600" w:hanging="360"/>
+      </w:pPr>
+      <w:rPr>
+        <w:rFonts w:ascii="Wingdings" w:hAnsi="Wingdings" w:hint="default"/>
+        <w:sz w:val="20"/>
+      </w:rPr>
+    </w:lvl>
+    <w:lvl w:ilvl="5" w:tentative="1">
+      <w:start w:val="1"/>
+      <w:numFmt w:val="bullet"/>
+      <w:lvlText w:val=""/>
+      <w:lvlJc w:val="left"/>
+      <w:pPr>
+        <w:tabs>
+          <w:tab w:val="num" w:pos="4320"/>
+        </w:tabs>
+        <w:ind w:left="4320" w:hanging="360"/>
+      </w:pPr>
+      <w:rPr>
+        <w:rFonts w:ascii="Wingdings" w:hAnsi="Wingdings" w:hint="default"/>
+        <w:sz w:val="20"/>
+      </w:rPr>
+    </w:lvl>
+    <w:lvl w:ilvl="6" w:tentative="1">
+      <w:start w:val="1"/>
+      <w:numFmt w:val="bullet"/>
+      <w:lvlText w:val=""/>
+      <w:lvlJc w:val="left"/>
+      <w:pPr>
+        <w:tabs>
+          <w:tab w:val="num" w:pos="5040"/>
+        </w:tabs>
+        <w:ind w:left="5040" w:hanging="360"/>
+      </w:pPr>
+      <w:rPr>
+        <w:rFonts w:ascii="Wingdings" w:hAnsi="Wingdings" w:hint="default"/>
+        <w:sz w:val="20"/>
+      </w:rPr>
+    </w:lvl>
+    <w:lvl w:ilvl="7" w:tentative="1">
+      <w:start w:val="1"/>
+      <w:numFmt w:val="bullet"/>
+      <w:lvlText w:val=""/>
+      <w:lvlJc w:val="left"/>
+      <w:pPr>
+        <w:tabs>
+          <w:tab w:val="num" w:pos="5760"/>
+        </w:tabs>
+        <w:ind w:left="5760" w:hanging="360"/>
+      </w:pPr>
+      <w:rPr>
+        <w:rFonts w:ascii="Wingdings" w:hAnsi="Wingdings" w:hint="default"/>
+        <w:sz w:val="20"/>
+      </w:rPr>
+    </w:lvl>
+    <w:lvl w:ilvl="8" w:tentative="1">
+      <w:start w:val="1"/>
+      <w:numFmt w:val="bullet"/>
+      <w:lvlText w:val=""/>
+      <w:lvlJc w:val="left"/>
+      <w:pPr>
+        <w:tabs>
+          <w:tab w:val="num" w:pos="6480"/>
+        </w:tabs>
+        <w:ind w:left="6480" w:hanging="360"/>
+      </w:pPr>
+      <w:rPr>
+        <w:rFonts w:ascii="Wingdings" w:hAnsi="Wingdings" w:hint="default"/>
+        <w:sz w:val="20"/>
+      </w:rPr>
+    </w:lvl>
+  </w:abstractNum>
+  <w:abstractNum w:abstractNumId="16" w15:restartNumberingAfterBreak="0">
+    <w:nsid w:val="3B572D43"/>
+    <w:multiLevelType w:val="multilevel"/>
+    <w:tmpl w:val="600044A2"/>
+    <w:lvl w:ilvl="0">
+      <w:start w:val="1"/>
+      <w:numFmt w:val="bullet"/>
+      <w:lvlText w:val=""/>
+      <w:lvlJc w:val="left"/>
+      <w:pPr>
+        <w:tabs>
+          <w:tab w:val="num" w:pos="720"/>
+        </w:tabs>
+        <w:ind w:left="720" w:hanging="360"/>
+      </w:pPr>
+      <w:rPr>
+        <w:rFonts w:ascii="Symbol" w:hAnsi="Symbol" w:hint="default"/>
+        <w:sz w:val="20"/>
+      </w:rPr>
+    </w:lvl>
+    <w:lvl w:ilvl="1" w:tentative="1">
+      <w:start w:val="1"/>
+      <w:numFmt w:val="bullet"/>
+      <w:lvlText w:val="o"/>
+      <w:lvlJc w:val="left"/>
+      <w:pPr>
+        <w:tabs>
+          <w:tab w:val="num" w:pos="1440"/>
+        </w:tabs>
+        <w:ind w:left="1440" w:hanging="360"/>
+      </w:pPr>
+      <w:rPr>
+        <w:rFonts w:ascii="Courier New" w:hAnsi="Courier New" w:hint="default"/>
+        <w:sz w:val="20"/>
+      </w:rPr>
+    </w:lvl>
+    <w:lvl w:ilvl="2" w:tentative="1">
+      <w:start w:val="1"/>
+      <w:numFmt w:val="bullet"/>
+      <w:lvlText w:val=""/>
+      <w:lvlJc w:val="left"/>
+      <w:pPr>
+        <w:tabs>
+          <w:tab w:val="num" w:pos="2160"/>
+        </w:tabs>
+        <w:ind w:left="2160" w:hanging="360"/>
+      </w:pPr>
+      <w:rPr>
+        <w:rFonts w:ascii="Wingdings" w:hAnsi="Wingdings" w:hint="default"/>
+        <w:sz w:val="20"/>
+      </w:rPr>
+    </w:lvl>
+    <w:lvl w:ilvl="3" w:tentative="1">
+      <w:start w:val="1"/>
+      <w:numFmt w:val="bullet"/>
+      <w:lvlText w:val=""/>
+      <w:lvlJc w:val="left"/>
+      <w:pPr>
+        <w:tabs>
+          <w:tab w:val="num" w:pos="2880"/>
+        </w:tabs>
+        <w:ind w:left="2880" w:hanging="360"/>
+      </w:pPr>
+      <w:rPr>
+        <w:rFonts w:ascii="Wingdings" w:hAnsi="Wingdings" w:hint="default"/>
+        <w:sz w:val="20"/>
+      </w:rPr>
+    </w:lvl>
+    <w:lvl w:ilvl="4" w:tentative="1">
+      <w:start w:val="1"/>
+      <w:numFmt w:val="bullet"/>
+      <w:lvlText w:val=""/>
+      <w:lvlJc w:val="left"/>
+      <w:pPr>
+        <w:tabs>
+          <w:tab w:val="num" w:pos="3600"/>
+        </w:tabs>
+        <w:ind w:left="3600" w:hanging="360"/>
+      </w:pPr>
+      <w:rPr>
+        <w:rFonts w:ascii="Wingdings" w:hAnsi="Wingdings" w:hint="default"/>
+        <w:sz w:val="20"/>
+      </w:rPr>
+    </w:lvl>
+    <w:lvl w:ilvl="5" w:tentative="1">
+      <w:start w:val="1"/>
+      <w:numFmt w:val="bullet"/>
+      <w:lvlText w:val=""/>
+      <w:lvlJc w:val="left"/>
+      <w:pPr>
+        <w:tabs>
+          <w:tab w:val="num" w:pos="4320"/>
+        </w:tabs>
+        <w:ind w:left="4320" w:hanging="360"/>
+      </w:pPr>
+      <w:rPr>
+        <w:rFonts w:ascii="Wingdings" w:hAnsi="Wingdings" w:hint="default"/>
+        <w:sz w:val="20"/>
+      </w:rPr>
+    </w:lvl>
+    <w:lvl w:ilvl="6" w:tentative="1">
+      <w:start w:val="1"/>
+      <w:numFmt w:val="bullet"/>
+      <w:lvlText w:val=""/>
+      <w:lvlJc w:val="left"/>
+      <w:pPr>
+        <w:tabs>
+          <w:tab w:val="num" w:pos="5040"/>
+        </w:tabs>
+        <w:ind w:left="5040" w:hanging="360"/>
+      </w:pPr>
+      <w:rPr>
+        <w:rFonts w:ascii="Wingdings" w:hAnsi="Wingdings" w:hint="default"/>
+        <w:sz w:val="20"/>
+      </w:rPr>
+    </w:lvl>
+    <w:lvl w:ilvl="7" w:tentative="1">
+      <w:start w:val="1"/>
+      <w:numFmt w:val="bullet"/>
+      <w:lvlText w:val=""/>
+      <w:lvlJc w:val="left"/>
+      <w:pPr>
+        <w:tabs>
+          <w:tab w:val="num" w:pos="5760"/>
+        </w:tabs>
+        <w:ind w:left="5760" w:hanging="360"/>
+      </w:pPr>
+      <w:rPr>
+        <w:rFonts w:ascii="Wingdings" w:hAnsi="Wingdings" w:hint="default"/>
+        <w:sz w:val="20"/>
+      </w:rPr>
+    </w:lvl>
+    <w:lvl w:ilvl="8" w:tentative="1">
+      <w:start w:val="1"/>
+      <w:numFmt w:val="bullet"/>
+      <w:lvlText w:val=""/>
+      <w:lvlJc w:val="left"/>
+      <w:pPr>
+        <w:tabs>
+          <w:tab w:val="num" w:pos="6480"/>
+        </w:tabs>
+        <w:ind w:left="6480" w:hanging="360"/>
+      </w:pPr>
+      <w:rPr>
+        <w:rFonts w:ascii="Wingdings" w:hAnsi="Wingdings" w:hint="default"/>
+        <w:sz w:val="20"/>
+      </w:rPr>
+    </w:lvl>
+  </w:abstractNum>
+  <w:abstractNum w:abstractNumId="17" w15:restartNumberingAfterBreak="0">
+    <w:nsid w:val="3F184565"/>
+    <w:multiLevelType w:val="multilevel"/>
+    <w:tmpl w:val="CE3A1FD8"/>
+    <w:lvl w:ilvl="0">
+      <w:start w:val="1"/>
+      <w:numFmt w:val="bullet"/>
+      <w:lvlText w:val=""/>
+      <w:lvlJc w:val="left"/>
+      <w:pPr>
+        <w:tabs>
+          <w:tab w:val="num" w:pos="720"/>
+        </w:tabs>
+        <w:ind w:left="720" w:hanging="360"/>
+      </w:pPr>
+      <w:rPr>
+        <w:rFonts w:ascii="Symbol" w:hAnsi="Symbol" w:hint="default"/>
+        <w:sz w:val="20"/>
+      </w:rPr>
+    </w:lvl>
+    <w:lvl w:ilvl="1" w:tentative="1">
+      <w:start w:val="1"/>
+      <w:numFmt w:val="bullet"/>
+      <w:lvlText w:val="o"/>
+      <w:lvlJc w:val="left"/>
+      <w:pPr>
+        <w:tabs>
+          <w:tab w:val="num" w:pos="1440"/>
+        </w:tabs>
+        <w:ind w:left="1440" w:hanging="360"/>
+      </w:pPr>
+      <w:rPr>
+        <w:rFonts w:ascii="Courier New" w:hAnsi="Courier New" w:hint="default"/>
+        <w:sz w:val="20"/>
+      </w:rPr>
+    </w:lvl>
+    <w:lvl w:ilvl="2" w:tentative="1">
+      <w:start w:val="1"/>
+      <w:numFmt w:val="bullet"/>
+      <w:lvlText w:val=""/>
+      <w:lvlJc w:val="left"/>
+      <w:pPr>
+        <w:tabs>
+          <w:tab w:val="num" w:pos="2160"/>
+        </w:tabs>
+        <w:ind w:left="2160" w:hanging="360"/>
+      </w:pPr>
+      <w:rPr>
+        <w:rFonts w:ascii="Wingdings" w:hAnsi="Wingdings" w:hint="default"/>
+        <w:sz w:val="20"/>
+      </w:rPr>
+    </w:lvl>
+    <w:lvl w:ilvl="3" w:tentative="1">
+      <w:start w:val="1"/>
+      <w:numFmt w:val="bullet"/>
+      <w:lvlText w:val=""/>
+      <w:lvlJc w:val="left"/>
+      <w:pPr>
+        <w:tabs>
+          <w:tab w:val="num" w:pos="2880"/>
+        </w:tabs>
+        <w:ind w:left="2880" w:hanging="360"/>
+      </w:pPr>
+      <w:rPr>
+        <w:rFonts w:ascii="Wingdings" w:hAnsi="Wingdings" w:hint="default"/>
+        <w:sz w:val="20"/>
+      </w:rPr>
+    </w:lvl>
+    <w:lvl w:ilvl="4" w:tentative="1">
+      <w:start w:val="1"/>
+      <w:numFmt w:val="bullet"/>
+      <w:lvlText w:val=""/>
+      <w:lvlJc w:val="left"/>
+      <w:pPr>
+        <w:tabs>
+          <w:tab w:val="num" w:pos="3600"/>
+        </w:tabs>
+        <w:ind w:left="3600" w:hanging="360"/>
+      </w:pPr>
+      <w:rPr>
+        <w:rFonts w:ascii="Wingdings" w:hAnsi="Wingdings" w:hint="default"/>
+        <w:sz w:val="20"/>
+      </w:rPr>
+    </w:lvl>
+    <w:lvl w:ilvl="5" w:tentative="1">
+      <w:start w:val="1"/>
+      <w:numFmt w:val="bullet"/>
+      <w:lvlText w:val=""/>
+      <w:lvlJc w:val="left"/>
+      <w:pPr>
+        <w:tabs>
+          <w:tab w:val="num" w:pos="4320"/>
+        </w:tabs>
+        <w:ind w:left="4320" w:hanging="360"/>
+      </w:pPr>
+      <w:rPr>
+        <w:rFonts w:ascii="Wingdings" w:hAnsi="Wingdings" w:hint="default"/>
+        <w:sz w:val="20"/>
+      </w:rPr>
+    </w:lvl>
+    <w:lvl w:ilvl="6" w:tentative="1">
+      <w:start w:val="1"/>
+      <w:numFmt w:val="bullet"/>
+      <w:lvlText w:val=""/>
+      <w:lvlJc w:val="left"/>
+      <w:pPr>
+        <w:tabs>
+          <w:tab w:val="num" w:pos="5040"/>
+        </w:tabs>
+        <w:ind w:left="5040" w:hanging="360"/>
+      </w:pPr>
+      <w:rPr>
+        <w:rFonts w:ascii="Wingdings" w:hAnsi="Wingdings" w:hint="default"/>
+        <w:sz w:val="20"/>
+      </w:rPr>
+    </w:lvl>
+    <w:lvl w:ilvl="7" w:tentative="1">
+      <w:start w:val="1"/>
+      <w:numFmt w:val="bullet"/>
+      <w:lvlText w:val=""/>
+      <w:lvlJc w:val="left"/>
+      <w:pPr>
+        <w:tabs>
+          <w:tab w:val="num" w:pos="5760"/>
+        </w:tabs>
+        <w:ind w:left="5760" w:hanging="360"/>
+      </w:pPr>
+      <w:rPr>
+        <w:rFonts w:ascii="Wingdings" w:hAnsi="Wingdings" w:hint="default"/>
+        <w:sz w:val="20"/>
+      </w:rPr>
+    </w:lvl>
+    <w:lvl w:ilvl="8" w:tentative="1">
+      <w:start w:val="1"/>
+      <w:numFmt w:val="bullet"/>
+      <w:lvlText w:val=""/>
+      <w:lvlJc w:val="left"/>
+      <w:pPr>
+        <w:tabs>
+          <w:tab w:val="num" w:pos="6480"/>
+        </w:tabs>
+        <w:ind w:left="6480" w:hanging="360"/>
+      </w:pPr>
+      <w:rPr>
+        <w:rFonts w:ascii="Wingdings" w:hAnsi="Wingdings" w:hint="default"/>
+        <w:sz w:val="20"/>
+      </w:rPr>
+    </w:lvl>
+  </w:abstractNum>
+  <w:abstractNum w:abstractNumId="18" w15:restartNumberingAfterBreak="0">
+    <w:nsid w:val="3FC40D11"/>
+    <w:multiLevelType w:val="multilevel"/>
+    <w:tmpl w:val="F15C18E8"/>
+    <w:lvl w:ilvl="0">
+      <w:start w:val="1"/>
+      <w:numFmt w:val="bullet"/>
+      <w:lvlText w:val=""/>
+      <w:lvlJc w:val="left"/>
+      <w:pPr>
+        <w:tabs>
+          <w:tab w:val="num" w:pos="720"/>
+        </w:tabs>
+        <w:ind w:left="720" w:hanging="360"/>
+      </w:pPr>
+      <w:rPr>
+        <w:rFonts w:ascii="Symbol" w:hAnsi="Symbol" w:hint="default"/>
+        <w:sz w:val="20"/>
+      </w:rPr>
+    </w:lvl>
+    <w:lvl w:ilvl="1" w:tentative="1">
+      <w:start w:val="1"/>
+      <w:numFmt w:val="bullet"/>
+      <w:lvlText w:val="o"/>
+      <w:lvlJc w:val="left"/>
+      <w:pPr>
+        <w:tabs>
+          <w:tab w:val="num" w:pos="1440"/>
+        </w:tabs>
+        <w:ind w:left="1440" w:hanging="360"/>
+      </w:pPr>
+      <w:rPr>
+        <w:rFonts w:ascii="Courier New" w:hAnsi="Courier New" w:hint="default"/>
+        <w:sz w:val="20"/>
+      </w:rPr>
+    </w:lvl>
+    <w:lvl w:ilvl="2" w:tentative="1">
+      <w:start w:val="1"/>
+      <w:numFmt w:val="bullet"/>
+      <w:lvlText w:val=""/>
+      <w:lvlJc w:val="left"/>
+      <w:pPr>
+        <w:tabs>
+          <w:tab w:val="num" w:pos="2160"/>
+        </w:tabs>
+        <w:ind w:left="2160" w:hanging="360"/>
+      </w:pPr>
+      <w:rPr>
+        <w:rFonts w:ascii="Wingdings" w:hAnsi="Wingdings" w:hint="default"/>
+        <w:sz w:val="20"/>
+      </w:rPr>
+    </w:lvl>
+    <w:lvl w:ilvl="3" w:tentative="1">
+      <w:start w:val="1"/>
+      <w:numFmt w:val="bullet"/>
+      <w:lvlText w:val=""/>
+      <w:lvlJc w:val="left"/>
+      <w:pPr>
+        <w:tabs>
+          <w:tab w:val="num" w:pos="2880"/>
+        </w:tabs>
+        <w:ind w:left="2880" w:hanging="360"/>
+      </w:pPr>
+      <w:rPr>
+        <w:rFonts w:ascii="Wingdings" w:hAnsi="Wingdings" w:hint="default"/>
+        <w:sz w:val="20"/>
+      </w:rPr>
+    </w:lvl>
+    <w:lvl w:ilvl="4" w:tentative="1">
+      <w:start w:val="1"/>
+      <w:numFmt w:val="bullet"/>
+      <w:lvlText w:val=""/>
+      <w:lvlJc w:val="left"/>
+      <w:pPr>
+        <w:tabs>
+          <w:tab w:val="num" w:pos="3600"/>
+        </w:tabs>
+        <w:ind w:left="3600" w:hanging="360"/>
+      </w:pPr>
+      <w:rPr>
+        <w:rFonts w:ascii="Wingdings" w:hAnsi="Wingdings" w:hint="default"/>
+        <w:sz w:val="20"/>
+      </w:rPr>
+    </w:lvl>
+    <w:lvl w:ilvl="5" w:tentative="1">
+      <w:start w:val="1"/>
+      <w:numFmt w:val="bullet"/>
+      <w:lvlText w:val=""/>
+      <w:lvlJc w:val="left"/>
+      <w:pPr>
+        <w:tabs>
+          <w:tab w:val="num" w:pos="4320"/>
+        </w:tabs>
+        <w:ind w:left="4320" w:hanging="360"/>
+      </w:pPr>
+      <w:rPr>
+        <w:rFonts w:ascii="Wingdings" w:hAnsi="Wingdings" w:hint="default"/>
+        <w:sz w:val="20"/>
+      </w:rPr>
+    </w:lvl>
+    <w:lvl w:ilvl="6" w:tentative="1">
+      <w:start w:val="1"/>
+      <w:numFmt w:val="bullet"/>
+      <w:lvlText w:val=""/>
+      <w:lvlJc w:val="left"/>
+      <w:pPr>
+        <w:tabs>
+          <w:tab w:val="num" w:pos="5040"/>
+        </w:tabs>
+        <w:ind w:left="5040" w:hanging="360"/>
+      </w:pPr>
+      <w:rPr>
+        <w:rFonts w:ascii="Wingdings" w:hAnsi="Wingdings" w:hint="default"/>
+        <w:sz w:val="20"/>
+      </w:rPr>
+    </w:lvl>
+    <w:lvl w:ilvl="7" w:tentative="1">
+      <w:start w:val="1"/>
+      <w:numFmt w:val="bullet"/>
+      <w:lvlText w:val=""/>
+      <w:lvlJc w:val="left"/>
+      <w:pPr>
+        <w:tabs>
+          <w:tab w:val="num" w:pos="5760"/>
+        </w:tabs>
+        <w:ind w:left="5760" w:hanging="360"/>
+      </w:pPr>
+      <w:rPr>
+        <w:rFonts w:ascii="Wingdings" w:hAnsi="Wingdings" w:hint="default"/>
+        <w:sz w:val="20"/>
+      </w:rPr>
+    </w:lvl>
+    <w:lvl w:ilvl="8" w:tentative="1">
+      <w:start w:val="1"/>
+      <w:numFmt w:val="bullet"/>
+      <w:lvlText w:val=""/>
+      <w:lvlJc w:val="left"/>
+      <w:pPr>
+        <w:tabs>
+          <w:tab w:val="num" w:pos="6480"/>
+        </w:tabs>
+        <w:ind w:left="6480" w:hanging="360"/>
+      </w:pPr>
+      <w:rPr>
+        <w:rFonts w:ascii="Wingdings" w:hAnsi="Wingdings" w:hint="default"/>
+        <w:sz w:val="20"/>
+      </w:rPr>
+    </w:lvl>
+  </w:abstractNum>
+  <w:abstractNum w:abstractNumId="19" w15:restartNumberingAfterBreak="0">
+    <w:nsid w:val="40EB2B64"/>
+    <w:multiLevelType w:val="multilevel"/>
+    <w:tmpl w:val="C28ABDD2"/>
+    <w:lvl w:ilvl="0">
+      <w:start w:val="1"/>
+      <w:numFmt w:val="bullet"/>
+      <w:lvlText w:val=""/>
+      <w:lvlJc w:val="left"/>
+      <w:pPr>
+        <w:tabs>
+          <w:tab w:val="num" w:pos="720"/>
+        </w:tabs>
+        <w:ind w:left="720" w:hanging="360"/>
+      </w:pPr>
+      <w:rPr>
+        <w:rFonts w:ascii="Symbol" w:hAnsi="Symbol" w:hint="default"/>
+        <w:sz w:val="20"/>
+      </w:rPr>
+    </w:lvl>
+    <w:lvl w:ilvl="1" w:tentative="1">
+      <w:start w:val="1"/>
+      <w:numFmt w:val="bullet"/>
+      <w:lvlText w:val="o"/>
+      <w:lvlJc w:val="left"/>
+      <w:pPr>
+        <w:tabs>
+          <w:tab w:val="num" w:pos="1440"/>
+        </w:tabs>
+        <w:ind w:left="1440" w:hanging="360"/>
+      </w:pPr>
+      <w:rPr>
+        <w:rFonts w:ascii="Courier New" w:hAnsi="Courier New" w:hint="default"/>
+        <w:sz w:val="20"/>
+      </w:rPr>
+    </w:lvl>
+    <w:lvl w:ilvl="2" w:tentative="1">
+      <w:start w:val="1"/>
+      <w:numFmt w:val="bullet"/>
+      <w:lvlText w:val=""/>
+      <w:lvlJc w:val="left"/>
+      <w:pPr>
+        <w:tabs>
+          <w:tab w:val="num" w:pos="2160"/>
+        </w:tabs>
+        <w:ind w:left="2160" w:hanging="360"/>
+      </w:pPr>
+      <w:rPr>
+        <w:rFonts w:ascii="Wingdings" w:hAnsi="Wingdings" w:hint="default"/>
+        <w:sz w:val="20"/>
+      </w:rPr>
+    </w:lvl>
+    <w:lvl w:ilvl="3" w:tentative="1">
+      <w:start w:val="1"/>
+      <w:numFmt w:val="bullet"/>
+      <w:lvlText w:val=""/>
+      <w:lvlJc w:val="left"/>
+      <w:pPr>
+        <w:tabs>
+          <w:tab w:val="num" w:pos="2880"/>
+        </w:tabs>
+        <w:ind w:left="2880" w:hanging="360"/>
+      </w:pPr>
+      <w:rPr>
+        <w:rFonts w:ascii="Wingdings" w:hAnsi="Wingdings" w:hint="default"/>
+        <w:sz w:val="20"/>
+      </w:rPr>
+    </w:lvl>
+    <w:lvl w:ilvl="4" w:tentative="1">
+      <w:start w:val="1"/>
+      <w:numFmt w:val="bullet"/>
+      <w:lvlText w:val=""/>
+      <w:lvlJc w:val="left"/>
+      <w:pPr>
+        <w:tabs>
+          <w:tab w:val="num" w:pos="3600"/>
+        </w:tabs>
+        <w:ind w:left="3600" w:hanging="360"/>
+      </w:pPr>
+      <w:rPr>
+        <w:rFonts w:ascii="Wingdings" w:hAnsi="Wingdings" w:hint="default"/>
+        <w:sz w:val="20"/>
+      </w:rPr>
+    </w:lvl>
+    <w:lvl w:ilvl="5" w:tentative="1">
+      <w:start w:val="1"/>
+      <w:numFmt w:val="bullet"/>
+      <w:lvlText w:val=""/>
+      <w:lvlJc w:val="left"/>
+      <w:pPr>
+        <w:tabs>
+          <w:tab w:val="num" w:pos="4320"/>
+        </w:tabs>
+        <w:ind w:left="4320" w:hanging="360"/>
+      </w:pPr>
+      <w:rPr>
+        <w:rFonts w:ascii="Wingdings" w:hAnsi="Wingdings" w:hint="default"/>
+        <w:sz w:val="20"/>
+      </w:rPr>
+    </w:lvl>
+    <w:lvl w:ilvl="6" w:tentative="1">
+      <w:start w:val="1"/>
+      <w:numFmt w:val="bullet"/>
+      <w:lvlText w:val=""/>
+      <w:lvlJc w:val="left"/>
+      <w:pPr>
+        <w:tabs>
+          <w:tab w:val="num" w:pos="5040"/>
+        </w:tabs>
+        <w:ind w:left="5040" w:hanging="360"/>
+      </w:pPr>
+      <w:rPr>
+        <w:rFonts w:ascii="Wingdings" w:hAnsi="Wingdings" w:hint="default"/>
+        <w:sz w:val="20"/>
+      </w:rPr>
+    </w:lvl>
+    <w:lvl w:ilvl="7" w:tentative="1">
+      <w:start w:val="1"/>
+      <w:numFmt w:val="bullet"/>
+      <w:lvlText w:val=""/>
+      <w:lvlJc w:val="left"/>
+      <w:pPr>
+        <w:tabs>
+          <w:tab w:val="num" w:pos="5760"/>
+        </w:tabs>
+        <w:ind w:left="5760" w:hanging="360"/>
+      </w:pPr>
+      <w:rPr>
+        <w:rFonts w:ascii="Wingdings" w:hAnsi="Wingdings" w:hint="default"/>
+        <w:sz w:val="20"/>
+      </w:rPr>
+    </w:lvl>
+    <w:lvl w:ilvl="8" w:tentative="1">
+      <w:start w:val="1"/>
+      <w:numFmt w:val="bullet"/>
+      <w:lvlText w:val=""/>
+      <w:lvlJc w:val="left"/>
+      <w:pPr>
+        <w:tabs>
+          <w:tab w:val="num" w:pos="6480"/>
+        </w:tabs>
+        <w:ind w:left="6480" w:hanging="360"/>
+      </w:pPr>
+      <w:rPr>
+        <w:rFonts w:ascii="Wingdings" w:hAnsi="Wingdings" w:hint="default"/>
+        <w:sz w:val="20"/>
+      </w:rPr>
+    </w:lvl>
+  </w:abstractNum>
+  <w:abstractNum w:abstractNumId="20" w15:restartNumberingAfterBreak="0">
+    <w:nsid w:val="5AFA613F"/>
+    <w:multiLevelType w:val="multilevel"/>
+    <w:tmpl w:val="D60C146C"/>
+    <w:lvl w:ilvl="0">
+      <w:start w:val="1"/>
+      <w:numFmt w:val="bullet"/>
+      <w:lvlText w:val=""/>
+      <w:lvlJc w:val="left"/>
+      <w:pPr>
+        <w:tabs>
+          <w:tab w:val="num" w:pos="720"/>
+        </w:tabs>
+        <w:ind w:left="720" w:hanging="360"/>
+      </w:pPr>
+      <w:rPr>
+        <w:rFonts w:ascii="Symbol" w:hAnsi="Symbol" w:hint="default"/>
+        <w:sz w:val="20"/>
+      </w:rPr>
+    </w:lvl>
+    <w:lvl w:ilvl="1" w:tentative="1">
+      <w:start w:val="1"/>
+      <w:numFmt w:val="bullet"/>
+      <w:lvlText w:val="o"/>
+      <w:lvlJc w:val="left"/>
+      <w:pPr>
+        <w:tabs>
+          <w:tab w:val="num" w:pos="1440"/>
+        </w:tabs>
+        <w:ind w:left="1440" w:hanging="360"/>
+      </w:pPr>
+      <w:rPr>
+        <w:rFonts w:ascii="Courier New" w:hAnsi="Courier New" w:hint="default"/>
+        <w:sz w:val="20"/>
+      </w:rPr>
+    </w:lvl>
+    <w:lvl w:ilvl="2" w:tentative="1">
+      <w:start w:val="1"/>
+      <w:numFmt w:val="bullet"/>
+      <w:lvlText w:val=""/>
+      <w:lvlJc w:val="left"/>
+      <w:pPr>
+        <w:tabs>
+          <w:tab w:val="num" w:pos="2160"/>
+        </w:tabs>
+        <w:ind w:left="2160" w:hanging="360"/>
+      </w:pPr>
+      <w:rPr>
+        <w:rFonts w:ascii="Wingdings" w:hAnsi="Wingdings" w:hint="default"/>
+        <w:sz w:val="20"/>
+      </w:rPr>
+    </w:lvl>
+    <w:lvl w:ilvl="3" w:tentative="1">
+      <w:start w:val="1"/>
+      <w:numFmt w:val="bullet"/>
+      <w:lvlText w:val=""/>
+      <w:lvlJc w:val="left"/>
+      <w:pPr>
+        <w:tabs>
+          <w:tab w:val="num" w:pos="2880"/>
+        </w:tabs>
+        <w:ind w:left="2880" w:hanging="360"/>
+      </w:pPr>
+      <w:rPr>
+        <w:rFonts w:ascii="Wingdings" w:hAnsi="Wingdings" w:hint="default"/>
+        <w:sz w:val="20"/>
+      </w:rPr>
+    </w:lvl>
+    <w:lvl w:ilvl="4" w:tentative="1">
+      <w:start w:val="1"/>
+      <w:numFmt w:val="bullet"/>
+      <w:lvlText w:val=""/>
+      <w:lvlJc w:val="left"/>
+      <w:pPr>
+        <w:tabs>
+          <w:tab w:val="num" w:pos="3600"/>
+        </w:tabs>
+        <w:ind w:left="3600" w:hanging="360"/>
+      </w:pPr>
+      <w:rPr>
+        <w:rFonts w:ascii="Wingdings" w:hAnsi="Wingdings" w:hint="default"/>
+        <w:sz w:val="20"/>
+      </w:rPr>
+    </w:lvl>
+    <w:lvl w:ilvl="5" w:tentative="1">
+      <w:start w:val="1"/>
+      <w:numFmt w:val="bullet"/>
+      <w:lvlText w:val=""/>
+      <w:lvlJc w:val="left"/>
+      <w:pPr>
+        <w:tabs>
+          <w:tab w:val="num" w:pos="4320"/>
+        </w:tabs>
+        <w:ind w:left="4320" w:hanging="360"/>
+      </w:pPr>
+      <w:rPr>
+        <w:rFonts w:ascii="Wingdings" w:hAnsi="Wingdings" w:hint="default"/>
+        <w:sz w:val="20"/>
+      </w:rPr>
+    </w:lvl>
+    <w:lvl w:ilvl="6" w:tentative="1">
+      <w:start w:val="1"/>
+      <w:numFmt w:val="bullet"/>
+      <w:lvlText w:val=""/>
+      <w:lvlJc w:val="left"/>
+      <w:pPr>
+        <w:tabs>
+          <w:tab w:val="num" w:pos="5040"/>
+        </w:tabs>
+        <w:ind w:left="5040" w:hanging="360"/>
+      </w:pPr>
+      <w:rPr>
+        <w:rFonts w:ascii="Wingdings" w:hAnsi="Wingdings" w:hint="default"/>
+        <w:sz w:val="20"/>
+      </w:rPr>
+    </w:lvl>
+    <w:lvl w:ilvl="7" w:tentative="1">
+      <w:start w:val="1"/>
+      <w:numFmt w:val="bullet"/>
+      <w:lvlText w:val=""/>
+      <w:lvlJc w:val="left"/>
+      <w:pPr>
+        <w:tabs>
+          <w:tab w:val="num" w:pos="5760"/>
+        </w:tabs>
+        <w:ind w:left="5760" w:hanging="360"/>
+      </w:pPr>
+      <w:rPr>
+        <w:rFonts w:ascii="Wingdings" w:hAnsi="Wingdings" w:hint="default"/>
+        <w:sz w:val="20"/>
+      </w:rPr>
+    </w:lvl>
+    <w:lvl w:ilvl="8" w:tentative="1">
+      <w:start w:val="1"/>
+      <w:numFmt w:val="bullet"/>
+      <w:lvlText w:val=""/>
+      <w:lvlJc w:val="left"/>
+      <w:pPr>
+        <w:tabs>
+          <w:tab w:val="num" w:pos="6480"/>
+        </w:tabs>
+        <w:ind w:left="6480" w:hanging="360"/>
+      </w:pPr>
+      <w:rPr>
+        <w:rFonts w:ascii="Wingdings" w:hAnsi="Wingdings" w:hint="default"/>
+        <w:sz w:val="20"/>
+      </w:rPr>
+    </w:lvl>
+  </w:abstractNum>
+  <w:abstractNum w:abstractNumId="21" w15:restartNumberingAfterBreak="0">
+    <w:nsid w:val="6A756951"/>
+    <w:multiLevelType w:val="multilevel"/>
+    <w:tmpl w:val="33E656E4"/>
+    <w:lvl w:ilvl="0">
+      <w:start w:val="1"/>
+      <w:numFmt w:val="bullet"/>
+      <w:lvlText w:val=""/>
+      <w:lvlJc w:val="left"/>
+      <w:pPr>
+        <w:tabs>
+          <w:tab w:val="num" w:pos="720"/>
+        </w:tabs>
+        <w:ind w:left="720" w:hanging="360"/>
+      </w:pPr>
+      <w:rPr>
+        <w:rFonts w:ascii="Symbol" w:hAnsi="Symbol" w:hint="default"/>
+        <w:sz w:val="20"/>
+      </w:rPr>
+    </w:lvl>
+    <w:lvl w:ilvl="1" w:tentative="1">
+      <w:start w:val="1"/>
+      <w:numFmt w:val="bullet"/>
+      <w:lvlText w:val="o"/>
+      <w:lvlJc w:val="left"/>
+      <w:pPr>
+        <w:tabs>
+          <w:tab w:val="num" w:pos="1440"/>
+        </w:tabs>
+        <w:ind w:left="1440" w:hanging="360"/>
+      </w:pPr>
+      <w:rPr>
+        <w:rFonts w:ascii="Courier New" w:hAnsi="Courier New" w:hint="default"/>
+        <w:sz w:val="20"/>
+      </w:rPr>
+    </w:lvl>
+    <w:lvl w:ilvl="2" w:tentative="1">
+      <w:start w:val="1"/>
+      <w:numFmt w:val="bullet"/>
+      <w:lvlText w:val=""/>
+      <w:lvlJc w:val="left"/>
+      <w:pPr>
+        <w:tabs>
+          <w:tab w:val="num" w:pos="2160"/>
+        </w:tabs>
+        <w:ind w:left="2160" w:hanging="360"/>
+      </w:pPr>
+      <w:rPr>
+        <w:rFonts w:ascii="Wingdings" w:hAnsi="Wingdings" w:hint="default"/>
+        <w:sz w:val="20"/>
+      </w:rPr>
+    </w:lvl>
+    <w:lvl w:ilvl="3" w:tentative="1">
+      <w:start w:val="1"/>
+      <w:numFmt w:val="bullet"/>
+      <w:lvlText w:val=""/>
+      <w:lvlJc w:val="left"/>
+      <w:pPr>
+        <w:tabs>
+          <w:tab w:val="num" w:pos="2880"/>
+        </w:tabs>
+        <w:ind w:left="2880" w:hanging="360"/>
+      </w:pPr>
+      <w:rPr>
+        <w:rFonts w:ascii="Wingdings" w:hAnsi="Wingdings" w:hint="default"/>
+        <w:sz w:val="20"/>
+      </w:rPr>
+    </w:lvl>
+    <w:lvl w:ilvl="4" w:tentative="1">
+      <w:start w:val="1"/>
+      <w:numFmt w:val="bullet"/>
+      <w:lvlText w:val=""/>
+      <w:lvlJc w:val="left"/>
+      <w:pPr>
+        <w:tabs>
+          <w:tab w:val="num" w:pos="3600"/>
+        </w:tabs>
+        <w:ind w:left="3600" w:hanging="360"/>
+      </w:pPr>
+      <w:rPr>
+        <w:rFonts w:ascii="Wingdings" w:hAnsi="Wingdings" w:hint="default"/>
+        <w:sz w:val="20"/>
+      </w:rPr>
+    </w:lvl>
+    <w:lvl w:ilvl="5" w:tentative="1">
+      <w:start w:val="1"/>
+      <w:numFmt w:val="bullet"/>
+      <w:lvlText w:val=""/>
+      <w:lvlJc w:val="left"/>
+      <w:pPr>
+        <w:tabs>
+          <w:tab w:val="num" w:pos="4320"/>
+        </w:tabs>
+        <w:ind w:left="4320" w:hanging="360"/>
+      </w:pPr>
+      <w:rPr>
+        <w:rFonts w:ascii="Wingdings" w:hAnsi="Wingdings" w:hint="default"/>
+        <w:sz w:val="20"/>
+      </w:rPr>
+    </w:lvl>
+    <w:lvl w:ilvl="6" w:tentative="1">
+      <w:start w:val="1"/>
+      <w:numFmt w:val="bullet"/>
+      <w:lvlText w:val=""/>
+      <w:lvlJc w:val="left"/>
+      <w:pPr>
+        <w:tabs>
+          <w:tab w:val="num" w:pos="5040"/>
+        </w:tabs>
+        <w:ind w:left="5040" w:hanging="360"/>
+      </w:pPr>
+      <w:rPr>
+        <w:rFonts w:ascii="Wingdings" w:hAnsi="Wingdings" w:hint="default"/>
+        <w:sz w:val="20"/>
+      </w:rPr>
+    </w:lvl>
+    <w:lvl w:ilvl="7" w:tentative="1">
+      <w:start w:val="1"/>
+      <w:numFmt w:val="bullet"/>
+      <w:lvlText w:val=""/>
+      <w:lvlJc w:val="left"/>
+      <w:pPr>
+        <w:tabs>
+          <w:tab w:val="num" w:pos="5760"/>
+        </w:tabs>
+        <w:ind w:left="5760" w:hanging="360"/>
+      </w:pPr>
+      <w:rPr>
+        <w:rFonts w:ascii="Wingdings" w:hAnsi="Wingdings" w:hint="default"/>
+        <w:sz w:val="20"/>
+      </w:rPr>
+    </w:lvl>
+    <w:lvl w:ilvl="8" w:tentative="1">
+      <w:start w:val="1"/>
+      <w:numFmt w:val="bullet"/>
+      <w:lvlText w:val=""/>
+      <w:lvlJc w:val="left"/>
+      <w:pPr>
+        <w:tabs>
+          <w:tab w:val="num" w:pos="6480"/>
+        </w:tabs>
+        <w:ind w:left="6480" w:hanging="360"/>
+      </w:pPr>
+      <w:rPr>
+        <w:rFonts w:ascii="Wingdings" w:hAnsi="Wingdings" w:hint="default"/>
+        <w:sz w:val="20"/>
+      </w:rPr>
+    </w:lvl>
+  </w:abstractNum>
+  <w:abstractNum w:abstractNumId="22" w15:restartNumberingAfterBreak="0">
     <w:nsid w:val="76A023E5"/>
     <w:multiLevelType w:val="hybridMultilevel"/>
     <w:tmpl w:val="9AC8686E"/>
@@ -1626,21 +4145,227 @@
       <w:pPr>
         <w:ind w:left="6840" w:hanging="180"/>
       </w:pPr>
+    </w:lvl>
+  </w:abstractNum>
+  <w:abstractNum w:abstractNumId="23" w15:restartNumberingAfterBreak="0">
+    <w:nsid w:val="778045A7"/>
+    <w:multiLevelType w:val="multilevel"/>
+    <w:tmpl w:val="C9B4A166"/>
+    <w:lvl w:ilvl="0">
+      <w:start w:val="1"/>
+      <w:numFmt w:val="bullet"/>
+      <w:lvlText w:val=""/>
+      <w:lvlJc w:val="left"/>
+      <w:pPr>
+        <w:tabs>
+          <w:tab w:val="num" w:pos="720"/>
+        </w:tabs>
+        <w:ind w:left="720" w:hanging="360"/>
+      </w:pPr>
+      <w:rPr>
+        <w:rFonts w:ascii="Symbol" w:hAnsi="Symbol" w:hint="default"/>
+        <w:sz w:val="20"/>
+      </w:rPr>
+    </w:lvl>
+    <w:lvl w:ilvl="1" w:tentative="1">
+      <w:start w:val="1"/>
+      <w:numFmt w:val="bullet"/>
+      <w:lvlText w:val="o"/>
+      <w:lvlJc w:val="left"/>
+      <w:pPr>
+        <w:tabs>
+          <w:tab w:val="num" w:pos="1440"/>
+        </w:tabs>
+        <w:ind w:left="1440" w:hanging="360"/>
+      </w:pPr>
+      <w:rPr>
+        <w:rFonts w:ascii="Courier New" w:hAnsi="Courier New" w:hint="default"/>
+        <w:sz w:val="20"/>
+      </w:rPr>
+    </w:lvl>
+    <w:lvl w:ilvl="2" w:tentative="1">
+      <w:start w:val="1"/>
+      <w:numFmt w:val="bullet"/>
+      <w:lvlText w:val=""/>
+      <w:lvlJc w:val="left"/>
+      <w:pPr>
+        <w:tabs>
+          <w:tab w:val="num" w:pos="2160"/>
+        </w:tabs>
+        <w:ind w:left="2160" w:hanging="360"/>
+      </w:pPr>
+      <w:rPr>
+        <w:rFonts w:ascii="Wingdings" w:hAnsi="Wingdings" w:hint="default"/>
+        <w:sz w:val="20"/>
+      </w:rPr>
+    </w:lvl>
+    <w:lvl w:ilvl="3" w:tentative="1">
+      <w:start w:val="1"/>
+      <w:numFmt w:val="bullet"/>
+      <w:lvlText w:val=""/>
+      <w:lvlJc w:val="left"/>
+      <w:pPr>
+        <w:tabs>
+          <w:tab w:val="num" w:pos="2880"/>
+        </w:tabs>
+        <w:ind w:left="2880" w:hanging="360"/>
+      </w:pPr>
+      <w:rPr>
+        <w:rFonts w:ascii="Wingdings" w:hAnsi="Wingdings" w:hint="default"/>
+        <w:sz w:val="20"/>
+      </w:rPr>
+    </w:lvl>
+    <w:lvl w:ilvl="4" w:tentative="1">
+      <w:start w:val="1"/>
+      <w:numFmt w:val="bullet"/>
+      <w:lvlText w:val=""/>
+      <w:lvlJc w:val="left"/>
+      <w:pPr>
+        <w:tabs>
+          <w:tab w:val="num" w:pos="3600"/>
+        </w:tabs>
+        <w:ind w:left="3600" w:hanging="360"/>
+      </w:pPr>
+      <w:rPr>
+        <w:rFonts w:ascii="Wingdings" w:hAnsi="Wingdings" w:hint="default"/>
+        <w:sz w:val="20"/>
+      </w:rPr>
+    </w:lvl>
+    <w:lvl w:ilvl="5" w:tentative="1">
+      <w:start w:val="1"/>
+      <w:numFmt w:val="bullet"/>
+      <w:lvlText w:val=""/>
+      <w:lvlJc w:val="left"/>
+      <w:pPr>
+        <w:tabs>
+          <w:tab w:val="num" w:pos="4320"/>
+        </w:tabs>
+        <w:ind w:left="4320" w:hanging="360"/>
+      </w:pPr>
+      <w:rPr>
+        <w:rFonts w:ascii="Wingdings" w:hAnsi="Wingdings" w:hint="default"/>
+        <w:sz w:val="20"/>
+      </w:rPr>
+    </w:lvl>
+    <w:lvl w:ilvl="6" w:tentative="1">
+      <w:start w:val="1"/>
+      <w:numFmt w:val="bullet"/>
+      <w:lvlText w:val=""/>
+      <w:lvlJc w:val="left"/>
+      <w:pPr>
+        <w:tabs>
+          <w:tab w:val="num" w:pos="5040"/>
+        </w:tabs>
+        <w:ind w:left="5040" w:hanging="360"/>
+      </w:pPr>
+      <w:rPr>
+        <w:rFonts w:ascii="Wingdings" w:hAnsi="Wingdings" w:hint="default"/>
+        <w:sz w:val="20"/>
+      </w:rPr>
+    </w:lvl>
+    <w:lvl w:ilvl="7" w:tentative="1">
+      <w:start w:val="1"/>
+      <w:numFmt w:val="bullet"/>
+      <w:lvlText w:val=""/>
+      <w:lvlJc w:val="left"/>
+      <w:pPr>
+        <w:tabs>
+          <w:tab w:val="num" w:pos="5760"/>
+        </w:tabs>
+        <w:ind w:left="5760" w:hanging="360"/>
+      </w:pPr>
+      <w:rPr>
+        <w:rFonts w:ascii="Wingdings" w:hAnsi="Wingdings" w:hint="default"/>
+        <w:sz w:val="20"/>
+      </w:rPr>
+    </w:lvl>
+    <w:lvl w:ilvl="8" w:tentative="1">
+      <w:start w:val="1"/>
+      <w:numFmt w:val="bullet"/>
+      <w:lvlText w:val=""/>
+      <w:lvlJc w:val="left"/>
+      <w:pPr>
+        <w:tabs>
+          <w:tab w:val="num" w:pos="6480"/>
+        </w:tabs>
+        <w:ind w:left="6480" w:hanging="360"/>
+      </w:pPr>
+      <w:rPr>
+        <w:rFonts w:ascii="Wingdings" w:hAnsi="Wingdings" w:hint="default"/>
+        <w:sz w:val="20"/>
+      </w:rPr>
     </w:lvl>
   </w:abstractNum>
   <w:num w:numId="1" w16cid:durableId="1896503631">
     <w:abstractNumId w:val="0"/>
   </w:num>
   <w:num w:numId="2" w16cid:durableId="2056466592">
+    <w:abstractNumId w:val="13"/>
+  </w:num>
+  <w:num w:numId="3" w16cid:durableId="1187019778">
+    <w:abstractNumId w:val="22"/>
+  </w:num>
+  <w:num w:numId="4" w16cid:durableId="368920324">
+    <w:abstractNumId w:val="7"/>
+  </w:num>
+  <w:num w:numId="5" w16cid:durableId="1211763299">
+    <w:abstractNumId w:val="11"/>
+  </w:num>
+  <w:num w:numId="6" w16cid:durableId="1135756958">
+    <w:abstractNumId w:val="4"/>
+  </w:num>
+  <w:num w:numId="7" w16cid:durableId="2033336329">
+    <w:abstractNumId w:val="21"/>
+  </w:num>
+  <w:num w:numId="8" w16cid:durableId="1399791799">
+    <w:abstractNumId w:val="12"/>
+  </w:num>
+  <w:num w:numId="9" w16cid:durableId="1163005231">
     <w:abstractNumId w:val="3"/>
   </w:num>
-  <w:num w:numId="3" w16cid:durableId="1187019778">
-    <w:abstractNumId w:val="4"/>
+  <w:num w:numId="10" w16cid:durableId="1557398987">
+    <w:abstractNumId w:val="8"/>
   </w:num>
-  <w:num w:numId="4" w16cid:durableId="368920324">
+  <w:num w:numId="11" w16cid:durableId="845368486">
+    <w:abstractNumId w:val="16"/>
+  </w:num>
+  <w:num w:numId="12" w16cid:durableId="164982653">
+    <w:abstractNumId w:val="17"/>
+  </w:num>
+  <w:num w:numId="13" w16cid:durableId="1115638807">
+    <w:abstractNumId w:val="10"/>
+  </w:num>
+  <w:num w:numId="14" w16cid:durableId="443382064">
+    <w:abstractNumId w:val="23"/>
+  </w:num>
+  <w:num w:numId="15" w16cid:durableId="1326012060">
+    <w:abstractNumId w:val="6"/>
+  </w:num>
+  <w:num w:numId="16" w16cid:durableId="2042851016">
+    <w:abstractNumId w:val="18"/>
+  </w:num>
+  <w:num w:numId="17" w16cid:durableId="1787193400">
+    <w:abstractNumId w:val="9"/>
+  </w:num>
+  <w:num w:numId="18" w16cid:durableId="252401799">
     <w:abstractNumId w:val="1"/>
   </w:num>
-  <w:num w:numId="5" w16cid:durableId="1211763299">
+  <w:num w:numId="19" w16cid:durableId="946037931">
+    <w:abstractNumId w:val="14"/>
+  </w:num>
+  <w:num w:numId="20" w16cid:durableId="1944261643">
+    <w:abstractNumId w:val="20"/>
+  </w:num>
+  <w:num w:numId="21" w16cid:durableId="1559324302">
+    <w:abstractNumId w:val="19"/>
+  </w:num>
+  <w:num w:numId="22" w16cid:durableId="724186145">
+    <w:abstractNumId w:val="5"/>
+  </w:num>
+  <w:num w:numId="23" w16cid:durableId="1033454807">
+    <w:abstractNumId w:val="15"/>
+  </w:num>
+  <w:num w:numId="24" w16cid:durableId="1481313719">
     <w:abstractNumId w:val="2"/>
   </w:num>
 </w:numbering>
@@ -2563,6 +5288,112 @@
       <w:spacing w:val="5"/>
     </w:rPr>
   </w:style>
+  <w:style w:type="character" w:styleId="BookTitle">
+    <w:name w:val="Book Title"/>
+    <w:basedOn w:val="DefaultParagraphFont"/>
+    <w:uiPriority w:val="33"/>
+    <w:qFormat/>
+    <w:rsid w:val="00CF4B37"/>
+    <w:rPr>
+      <w:b/>
+      <w:bCs/>
+      <w:i/>
+      <w:iCs/>
+      <w:spacing w:val="5"/>
+    </w:rPr>
+  </w:style>
+  <w:style w:type="paragraph" w:styleId="Caption">
+    <w:name w:val="caption"/>
+    <w:basedOn w:val="Normal"/>
+    <w:next w:val="Normal"/>
+    <w:uiPriority w:val="35"/>
+    <w:semiHidden/>
+    <w:unhideWhenUsed/>
+    <w:qFormat/>
+    <w:rsid w:val="00CF4B37"/>
+    <w:pPr>
+      <w:spacing w:after="200" w:line="240" w:lineRule="auto"/>
+    </w:pPr>
+    <w:rPr>
+      <w:i/>
+      <w:iCs/>
+      <w:color w:val="44546A" w:themeColor="text2"/>
+      <w:sz w:val="18"/>
+      <w:szCs w:val="18"/>
+    </w:rPr>
+  </w:style>
+  <w:style w:type="character" w:styleId="Emphasis">
+    <w:name w:val="Emphasis"/>
+    <w:basedOn w:val="DefaultParagraphFont"/>
+    <w:uiPriority w:val="20"/>
+    <w:qFormat/>
+    <w:rsid w:val="00CF4B37"/>
+    <w:rPr>
+      <w:i/>
+      <w:iCs/>
+    </w:rPr>
+  </w:style>
+  <w:style w:type="paragraph" w:styleId="NoSpacing">
+    <w:name w:val="No Spacing"/>
+    <w:uiPriority w:val="1"/>
+    <w:qFormat/>
+    <w:rsid w:val="00CF4B37"/>
+    <w:pPr>
+      <w:spacing w:after="0" w:line="240" w:lineRule="auto"/>
+    </w:pPr>
+  </w:style>
+  <w:style w:type="character" w:styleId="Strong">
+    <w:name w:val="Strong"/>
+    <w:basedOn w:val="DefaultParagraphFont"/>
+    <w:uiPriority w:val="22"/>
+    <w:qFormat/>
+    <w:rsid w:val="00CF4B37"/>
+    <w:rPr>
+      <w:b/>
+      <w:bCs/>
+    </w:rPr>
+  </w:style>
+  <w:style w:type="character" w:styleId="SubtleEmphasis">
+    <w:name w:val="Subtle Emphasis"/>
+    <w:basedOn w:val="DefaultParagraphFont"/>
+    <w:uiPriority w:val="19"/>
+    <w:qFormat/>
+    <w:rsid w:val="00CF4B37"/>
+    <w:rPr>
+      <w:i/>
+      <w:iCs/>
+      <w:color w:val="404040" w:themeColor="text1" w:themeTint="BF"/>
+    </w:rPr>
+  </w:style>
+  <w:style w:type="character" w:styleId="SubtleReference">
+    <w:name w:val="Subtle Reference"/>
+    <w:basedOn w:val="DefaultParagraphFont"/>
+    <w:uiPriority w:val="31"/>
+    <w:qFormat/>
+    <w:rsid w:val="00CF4B37"/>
+    <w:rPr>
+      <w:smallCaps/>
+      <w:color w:val="5A5A5A" w:themeColor="text1" w:themeTint="A5"/>
+    </w:rPr>
+  </w:style>
+  <w:style w:type="paragraph" w:styleId="TOCHeading">
+    <w:name w:val="TOC Heading"/>
+    <w:basedOn w:val="Heading1"/>
+    <w:next w:val="Normal"/>
+    <w:uiPriority w:val="39"/>
+    <w:semiHidden/>
+    <w:unhideWhenUsed/>
+    <w:qFormat/>
+    <w:rsid w:val="00CF4B37"/>
+    <w:pPr>
+      <w:spacing w:before="240" w:after="0"/>
+      <w:outlineLvl w:val="9"/>
+    </w:pPr>
+    <w:rPr>
+      <w:sz w:val="32"/>
+      <w:szCs w:val="32"/>
+    </w:rPr>
+  </w:style>
 </w:styles>
 </file>
 

--- a/assets/routes/route-mindervalide-woensdag.docx
+++ b/assets/routes/route-mindervalide-woensdag.docx
@@ -22,19 +22,13 @@
       </w:pPr>
       <w:r>
         <w:rPr>
-          <w:rFonts w:ascii="Calibri" w:eastAsia="Calibri" w:hAnsi="Calibri" w:cs="Calibri"/>
-          <w:b/>
           <w:noProof/>
-          <w:color w:val="000000"/>
-          <w:sz w:val="26"/>
-          <w:szCs w:val="24"/>
-          <w:lang w:val="nl-NL"/>
         </w:rPr>
         <w:drawing>
-          <wp:inline distT="0" distB="0" distL="0" distR="0" wp14:anchorId="603A3653" wp14:editId="3442EEBC">
-            <wp:extent cx="2552007" cy="1105593"/>
-            <wp:effectExtent l="0" t="0" r="1270" b="0"/>
-            <wp:docPr id="1738833055" name="Picture 2" descr="A logo for a church&#10;&#10;Description automatically generated"/>
+          <wp:inline distT="0" distB="0" distL="0" distR="0" wp14:anchorId="7BB033FB" wp14:editId="4CFEC4A3">
+            <wp:extent cx="2227267" cy="944258"/>
+            <wp:effectExtent l="0" t="0" r="1905" b="8255"/>
+            <wp:docPr id="1295773447" name="Picture 1"/>
             <wp:cNvGraphicFramePr>
               <a:graphicFrameLocks xmlns:a="http://schemas.openxmlformats.org/drawingml/2006/main" noChangeAspect="1"/>
             </wp:cNvGraphicFramePr>
@@ -42,29 +36,36 @@
               <a:graphicData uri="http://schemas.openxmlformats.org/drawingml/2006/picture">
                 <pic:pic xmlns:pic="http://schemas.openxmlformats.org/drawingml/2006/picture">
                   <pic:nvPicPr>
-                    <pic:cNvPr id="1738833055" name="Picture 2" descr="A logo for a church&#10;&#10;Description automatically generated"/>
-                    <pic:cNvPicPr/>
+                    <pic:cNvPr id="0" name="Picture 1"/>
+                    <pic:cNvPicPr>
+                      <a:picLocks noChangeAspect="1" noChangeArrowheads="1"/>
+                    </pic:cNvPicPr>
                   </pic:nvPicPr>
                   <pic:blipFill>
-                    <a:blip r:embed="rId5">
+                    <a:blip r:embed="rId5" cstate="print">
                       <a:extLst>
                         <a:ext uri="{28A0092B-C50C-407E-A947-70E740481C1C}">
                           <a14:useLocalDpi xmlns:a14="http://schemas.microsoft.com/office/drawing/2010/main" val="0"/>
                         </a:ext>
                       </a:extLst>
                     </a:blip>
+                    <a:srcRect/>
                     <a:stretch>
                       <a:fillRect/>
                     </a:stretch>
                   </pic:blipFill>
-                  <pic:spPr>
+                  <pic:spPr bwMode="auto">
                     <a:xfrm>
                       <a:off x="0" y="0"/>
-                      <a:ext cx="2552007" cy="1105593"/>
+                      <a:ext cx="2236740" cy="948274"/>
                     </a:xfrm>
                     <a:prstGeom prst="rect">
                       <a:avLst/>
                     </a:prstGeom>
+                    <a:noFill/>
+                    <a:ln>
+                      <a:noFill/>
+                    </a:ln>
                   </pic:spPr>
                 </pic:pic>
               </a:graphicData>
@@ -391,15 +392,7 @@
           <w:color w:val="000000"/>
           <w:lang w:val="nl-NL"/>
         </w:rPr>
-        <w:t xml:space="preserve">Vertrek vanaf </w:t>
-      </w:r>
-      <w:r>
-        <w:rPr>
-          <w:rFonts w:ascii="Calibri" w:eastAsia="Calibri" w:hAnsi="Calibri" w:cs="Calibri"/>
-          <w:color w:val="000000"/>
-          <w:lang w:val="nl-NL"/>
-        </w:rPr>
-        <w:t xml:space="preserve">de </w:t>
+        <w:t xml:space="preserve">Vertrek vanaf de </w:t>
       </w:r>
       <w:proofErr w:type="spellStart"/>
       <w:r>
